--- a/Sprint20260921-20261002/HERO-68832_20261008_112534.docx
+++ b/Sprint20260921-20261002/HERO-68832_20261008_112534.docx
@@ -15,7 +15,22 @@
           <w:sz w:val="32"/>
           <w:u w:val="none"/>
         </w:rPr>
-        <w:t>HERO-68832 Test Report</w:t>
+        <w:t>HERO-68832 Alphanumeric Keyboard Buttons Missing in Mobile Vertical View When Inputting Table Number Bug Fix Test Report</w:t>
+      </w:r>
+    </w:p>
+    <w:p>
+      <w:pPr>
+        <w:spacing w:before="0" w:after="80"/>
+      </w:pPr>
+      <w:r>
+        <w:rPr>
+          <w:rFonts w:ascii="Arial" w:hAnsi="Arial" w:eastAsia="Arial" w:cs="Arial"/>
+          <w:b w:val="0"/>
+          <w:color w:val="000000"/>
+          <w:sz w:val="20"/>
+          <w:u w:val="none"/>
+        </w:rPr>
+        <w:t>*Font: Arial | Language: English | Test Type: Functional Testing*</w:t>
       </w:r>
     </w:p>
     <w:p>
@@ -45,7 +60,7 @@
           <w:sz w:val="24"/>
           <w:u w:val="none"/>
         </w:rPr>
-        <w:t>F1.Alphanumeric Keyboard Display for Table Number Input in Vertical Mobile View</w:t>
+        <w:t>1. Alphanumeric Keyboard Display for Table Number Functions in Vertical Mobile View</w:t>
       </w:r>
     </w:p>
     <w:p>
@@ -60,7 +75,7 @@
           <w:sz w:val="22"/>
           <w:u w:val="none"/>
         </w:rPr>
-        <w:t>F1.1.Reproduce Missing Buttons on Void Check Alphanumeric Keyboard</w:t>
+        <w:t>1.1 Verify All Alphanumeric Keyboard Buttons Are Displayed for Void Check</w:t>
       </w:r>
     </w:p>
     <w:p>
@@ -91,7 +106,7 @@
           <w:sz w:val="20"/>
           <w:u w:val="none"/>
         </w:rPr>
-        <w:t>1. POS application is installed and running on a supported mobile device (Hi20 Android 13 or iPad/iPhone) in vertical (portrait) orientation</w:t>
+        <w:t>1. A mobile POS device is available and logged in to POS in vertical (portrait) mode.</w:t>
       </w:r>
     </w:p>
     <w:p>
@@ -107,39 +122,7 @@
           <w:sz w:val="20"/>
           <w:u w:val="none"/>
         </w:rPr>
-        <w:t>2. User is able to log in to POS with valid credentials</w:t>
-      </w:r>
-    </w:p>
-    <w:p>
-      <w:pPr>
-        <w:spacing w:before="0" w:after="40"/>
-        <w:ind w:left="360" w:hanging="240"/>
-      </w:pPr>
-      <w:r>
-        <w:rPr>
-          <w:rFonts w:ascii="Arial" w:hAnsi="Arial" w:eastAsia="Arial" w:cs="Arial"/>
-          <w:b w:val="0"/>
-          <w:color w:val="000000"/>
-          <w:sz w:val="20"/>
-          <w:u w:val="none"/>
-        </w:rPr>
-        <w:t>3. At least one check exists in the system that can be voided</w:t>
-      </w:r>
-    </w:p>
-    <w:p>
-      <w:pPr>
-        <w:spacing w:before="0" w:after="40"/>
-        <w:ind w:left="360" w:hanging="240"/>
-      </w:pPr>
-      <w:r>
-        <w:rPr>
-          <w:rFonts w:ascii="Arial" w:hAnsi="Arial" w:eastAsia="Arial" w:cs="Arial"/>
-          <w:b w:val="0"/>
-          <w:color w:val="000000"/>
-          <w:sz w:val="20"/>
-          <w:u w:val="none"/>
-        </w:rPr>
-        <w:t>4. The previous (unfixed) POS build is available for reproducing the original defect</w:t>
+        <w:t>2. Open checks on tables with alphanumeric table numbers exist.</w:t>
       </w:r>
     </w:p>
     <w:p>
@@ -170,7 +153,7 @@
           <w:sz w:val="20"/>
           <w:u w:val="none"/>
         </w:rPr>
-        <w:t>1. Launch POS on the mobile device in vertical (portrait) orientation</w:t>
+        <w:t>1. Log in to POS in vertical mode.</w:t>
       </w:r>
     </w:p>
     <w:p>
@@ -186,7 +169,7 @@
           <w:sz w:val="20"/>
           <w:u w:val="none"/>
         </w:rPr>
-        <w:t>2. Log in with a valid user account that has Void Check permission</w:t>
+        <w:t>2. Click the function "Void Check".</w:t>
       </w:r>
     </w:p>
     <w:p>
@@ -202,7 +185,7 @@
           <w:sz w:val="20"/>
           <w:u w:val="none"/>
         </w:rPr>
-        <w:t>3. Tap the "Void Check" function from the POS main screen</w:t>
+        <w:t>3. Click "Alphanumeric Table No." to switch to the alphanumeric keyboard.</w:t>
       </w:r>
     </w:p>
     <w:p>
@@ -218,23 +201,7 @@
           <w:sz w:val="20"/>
           <w:u w:val="none"/>
         </w:rPr>
-        <w:t>4. On the Table Number input screen, tap "Alphanumeric Table No." to switch to the alphanumeric keyboard</w:t>
-      </w:r>
-    </w:p>
-    <w:p>
-      <w:pPr>
-        <w:spacing w:before="0" w:after="40"/>
-        <w:ind w:left="360" w:hanging="240"/>
-      </w:pPr>
-      <w:r>
-        <w:rPr>
-          <w:rFonts w:ascii="Arial" w:hAnsi="Arial" w:eastAsia="Arial" w:cs="Arial"/>
-          <w:b w:val="0"/>
-          <w:color w:val="000000"/>
-          <w:sz w:val="20"/>
-          <w:u w:val="none"/>
-        </w:rPr>
-        <w:t>5. Observe the layout and visibility of the alphanumeric keyboard buttons</w:t>
+        <w:t>4. Check all buttons shown on the keyboard.</w:t>
       </w:r>
     </w:p>
     <w:p>
@@ -265,55 +232,7 @@
           <w:sz w:val="20"/>
           <w:u w:val="none"/>
         </w:rPr>
-        <w:t>1. After switching to the alphanumeric keyboard, only half of the keys are visible</w:t>
-      </w:r>
-    </w:p>
-    <w:p>
-      <w:pPr>
-        <w:spacing w:before="0" w:after="40"/>
-        <w:ind w:left="360" w:hanging="240"/>
-      </w:pPr>
-      <w:r>
-        <w:rPr>
-          <w:rFonts w:ascii="Arial" w:hAnsi="Arial" w:eastAsia="Arial" w:cs="Arial"/>
-          <w:b w:val="0"/>
-          <w:color w:val="000000"/>
-          <w:sz w:val="20"/>
-          <w:u w:val="none"/>
-        </w:rPr>
-        <w:t>2. The remaining half of the alphanumeric buttons are missing/cut off in the vertical mobile view</w:t>
-      </w:r>
-    </w:p>
-    <w:p>
-      <w:pPr>
-        <w:spacing w:before="0" w:after="40"/>
-        <w:ind w:left="360" w:hanging="240"/>
-      </w:pPr>
-      <w:r>
-        <w:rPr>
-          <w:rFonts w:ascii="Arial" w:hAnsi="Arial" w:eastAsia="Arial" w:cs="Arial"/>
-          <w:b w:val="0"/>
-          <w:color w:val="000000"/>
-          <w:sz w:val="20"/>
-          <w:u w:val="none"/>
-        </w:rPr>
-        <w:t>3. The user is unable to access or tap the missing alphanumeric characters for table number entry</w:t>
-      </w:r>
-    </w:p>
-    <w:p>
-      <w:pPr>
-        <w:spacing w:before="0" w:after="40"/>
-        <w:ind w:left="360" w:hanging="240"/>
-      </w:pPr>
-      <w:r>
-        <w:rPr>
-          <w:rFonts w:ascii="Arial" w:hAnsi="Arial" w:eastAsia="Arial" w:cs="Arial"/>
-          <w:b w:val="0"/>
-          <w:color w:val="000000"/>
-          <w:sz w:val="20"/>
-          <w:u w:val="none"/>
-        </w:rPr>
-        <w:t>4. The defect is reproducible on the previous (unfixed) build</w:t>
+        <w:t>1. Before the fix, half of the buttons of the alphanumeric keyboard were missing on the Void Check table number input screen in vertical mode.</w:t>
       </w:r>
     </w:p>
     <w:p>
@@ -344,7 +263,7 @@
           <w:sz w:val="20"/>
           <w:u w:val="none"/>
         </w:rPr>
-        <w:t>1. After applying the fix, switch to the alphanumeric keyboard in vertical mobile view</w:t>
+        <w:t>1. After the fix, the complete alphanumeric keyboard with all buttons (letters and numbers) is displayed for Void Check in vertical mobile view.</w:t>
       </w:r>
     </w:p>
     <w:p>
@@ -360,39 +279,7 @@
           <w:sz w:val="20"/>
           <w:u w:val="none"/>
         </w:rPr>
-        <w:t>2. All alphanumeric keyboard buttons are fully visible and properly laid out within the screen</w:t>
-      </w:r>
-    </w:p>
-    <w:p>
-      <w:pPr>
-        <w:spacing w:before="0" w:after="40"/>
-        <w:ind w:left="360" w:hanging="240"/>
-      </w:pPr>
-      <w:r>
-        <w:rPr>
-          <w:rFonts w:ascii="Arial" w:hAnsi="Arial" w:eastAsia="Arial" w:cs="Arial"/>
-          <w:b w:val="0"/>
-          <w:color w:val="000000"/>
-          <w:sz w:val="20"/>
-          <w:u w:val="none"/>
-        </w:rPr>
-        <w:t>3. No buttons are clipped, hidden, or cut off in vertical orientation</w:t>
-      </w:r>
-    </w:p>
-    <w:p>
-      <w:pPr>
-        <w:spacing w:before="0" w:after="40"/>
-        <w:ind w:left="360" w:hanging="240"/>
-      </w:pPr>
-      <w:r>
-        <w:rPr>
-          <w:rFonts w:ascii="Arial" w:hAnsi="Arial" w:eastAsia="Arial" w:cs="Arial"/>
-          <w:b w:val="0"/>
-          <w:color w:val="000000"/>
-          <w:sz w:val="20"/>
-          <w:u w:val="none"/>
-        </w:rPr>
-        <w:t>4. Each alphanumeric key is tappable and registers the expected character in the Table Number field</w:t>
+        <w:t>2. No key is cut off or hidden by the screen layout.</w:t>
       </w:r>
     </w:p>
     <w:p>
@@ -407,7 +294,7 @@
           <w:sz w:val="22"/>
           <w:u w:val="none"/>
         </w:rPr>
-        <w:t>F1.2.Reproduce Missing Buttons on Unlock Table Alphanumeric Keyboard</w:t>
+        <w:t>1.2 Verify All Alphanumeric Keyboard Buttons Are Displayed for Unlock Table</w:t>
       </w:r>
     </w:p>
     <w:p>
@@ -438,7 +325,7 @@
           <w:sz w:val="20"/>
           <w:u w:val="none"/>
         </w:rPr>
-        <w:t>1. POS application is installed and running on a supported mobile device (Hi20 Android 13 or iPad/iPhone) in vertical (portrait) orientation</w:t>
+        <w:t>1. A mobile POS device is available and logged in to POS in vertical (portrait) mode.</w:t>
       </w:r>
     </w:p>
     <w:p>
@@ -454,39 +341,7 @@
           <w:sz w:val="20"/>
           <w:u w:val="none"/>
         </w:rPr>
-        <w:t>2. User is able to log in to POS with valid credentials</w:t>
-      </w:r>
-    </w:p>
-    <w:p>
-      <w:pPr>
-        <w:spacing w:before="0" w:after="40"/>
-        <w:ind w:left="360" w:hanging="240"/>
-      </w:pPr>
-      <w:r>
-        <w:rPr>
-          <w:rFonts w:ascii="Arial" w:hAnsi="Arial" w:eastAsia="Arial" w:cs="Arial"/>
-          <w:b w:val="0"/>
-          <w:color w:val="000000"/>
-          <w:sz w:val="20"/>
-          <w:u w:val="none"/>
-        </w:rPr>
-        <w:t>3. At least one locked table exists in the system</w:t>
-      </w:r>
-    </w:p>
-    <w:p>
-      <w:pPr>
-        <w:spacing w:before="0" w:after="40"/>
-        <w:ind w:left="360" w:hanging="240"/>
-      </w:pPr>
-      <w:r>
-        <w:rPr>
-          <w:rFonts w:ascii="Arial" w:hAnsi="Arial" w:eastAsia="Arial" w:cs="Arial"/>
-          <w:b w:val="0"/>
-          <w:color w:val="000000"/>
-          <w:sz w:val="20"/>
-          <w:u w:val="none"/>
-        </w:rPr>
-        <w:t>4. The previous (unfixed) POS build is available for reproducing the original defect</w:t>
+        <w:t>2. A locked table exists.</w:t>
       </w:r>
     </w:p>
     <w:p>
@@ -517,7 +372,7 @@
           <w:sz w:val="20"/>
           <w:u w:val="none"/>
         </w:rPr>
-        <w:t>1. Launch POS on the mobile device in vertical (portrait) orientation</w:t>
+        <w:t>1. Log in to POS in vertical mode.</w:t>
       </w:r>
     </w:p>
     <w:p>
@@ -533,7 +388,7 @@
           <w:sz w:val="20"/>
           <w:u w:val="none"/>
         </w:rPr>
-        <w:t>2. Log in with a valid user account that has Unlock Table permission</w:t>
+        <w:t>2. Click the function "Unlock Table".</w:t>
       </w:r>
     </w:p>
     <w:p>
@@ -549,7 +404,7 @@
           <w:sz w:val="20"/>
           <w:u w:val="none"/>
         </w:rPr>
-        <w:t>3. Tap the "Unlock Table" function from the POS main screen</w:t>
+        <w:t>3. Click "Alphanumeric Table No." to switch to the alphanumeric keyboard.</w:t>
       </w:r>
     </w:p>
     <w:p>
@@ -565,23 +420,7 @@
           <w:sz w:val="20"/>
           <w:u w:val="none"/>
         </w:rPr>
-        <w:t>4. On the Table Number input screen, tap "Alphanumeric Table No." to switch to the alphanumeric keyboard</w:t>
-      </w:r>
-    </w:p>
-    <w:p>
-      <w:pPr>
-        <w:spacing w:before="0" w:after="40"/>
-        <w:ind w:left="360" w:hanging="240"/>
-      </w:pPr>
-      <w:r>
-        <w:rPr>
-          <w:rFonts w:ascii="Arial" w:hAnsi="Arial" w:eastAsia="Arial" w:cs="Arial"/>
-          <w:b w:val="0"/>
-          <w:color w:val="000000"/>
-          <w:sz w:val="20"/>
-          <w:u w:val="none"/>
-        </w:rPr>
-        <w:t>5. Observe the layout and visibility of the alphanumeric keyboard buttons</w:t>
+        <w:t>4. Check all buttons shown on the keyboard.</w:t>
       </w:r>
     </w:p>
     <w:p>
@@ -612,55 +451,7 @@
           <w:sz w:val="20"/>
           <w:u w:val="none"/>
         </w:rPr>
-        <w:t>1. After switching to the alphanumeric keyboard, only half of the keys are visible</w:t>
-      </w:r>
-    </w:p>
-    <w:p>
-      <w:pPr>
-        <w:spacing w:before="0" w:after="40"/>
-        <w:ind w:left="360" w:hanging="240"/>
-      </w:pPr>
-      <w:r>
-        <w:rPr>
-          <w:rFonts w:ascii="Arial" w:hAnsi="Arial" w:eastAsia="Arial" w:cs="Arial"/>
-          <w:b w:val="0"/>
-          <w:color w:val="000000"/>
-          <w:sz w:val="20"/>
-          <w:u w:val="none"/>
-        </w:rPr>
-        <w:t>2. The remaining half of the alphanumeric buttons are missing/cut off in the vertical mobile view</w:t>
-      </w:r>
-    </w:p>
-    <w:p>
-      <w:pPr>
-        <w:spacing w:before="0" w:after="40"/>
-        <w:ind w:left="360" w:hanging="240"/>
-      </w:pPr>
-      <w:r>
-        <w:rPr>
-          <w:rFonts w:ascii="Arial" w:hAnsi="Arial" w:eastAsia="Arial" w:cs="Arial"/>
-          <w:b w:val="0"/>
-          <w:color w:val="000000"/>
-          <w:sz w:val="20"/>
-          <w:u w:val="none"/>
-        </w:rPr>
-        <w:t>3. The user is unable to access or tap the missing alphanumeric characters for table number entry</w:t>
-      </w:r>
-    </w:p>
-    <w:p>
-      <w:pPr>
-        <w:spacing w:before="0" w:after="40"/>
-        <w:ind w:left="360" w:hanging="240"/>
-      </w:pPr>
-      <w:r>
-        <w:rPr>
-          <w:rFonts w:ascii="Arial" w:hAnsi="Arial" w:eastAsia="Arial" w:cs="Arial"/>
-          <w:b w:val="0"/>
-          <w:color w:val="000000"/>
-          <w:sz w:val="20"/>
-          <w:u w:val="none"/>
-        </w:rPr>
-        <w:t>4. The defect is reproducible on the previous (unfixed) build</w:t>
+        <w:t>1. Before the fix, half of the buttons of the alphanumeric keyboard were missing on the Unlock Table table number input screen in vertical mode.</w:t>
       </w:r>
     </w:p>
     <w:p>
@@ -691,7 +482,7 @@
           <w:sz w:val="20"/>
           <w:u w:val="none"/>
         </w:rPr>
-        <w:t>1. After applying the fix, switch to the alphanumeric keyboard in vertical mobile view</w:t>
+        <w:t>1. After the fix, the complete alphanumeric keyboard with all buttons is displayed for Unlock Table in vertical mobile view.</w:t>
       </w:r>
     </w:p>
     <w:p>
@@ -707,39 +498,7 @@
           <w:sz w:val="20"/>
           <w:u w:val="none"/>
         </w:rPr>
-        <w:t>2. All alphanumeric keyboard buttons are fully visible and properly laid out within the screen</w:t>
-      </w:r>
-    </w:p>
-    <w:p>
-      <w:pPr>
-        <w:spacing w:before="0" w:after="40"/>
-        <w:ind w:left="360" w:hanging="240"/>
-      </w:pPr>
-      <w:r>
-        <w:rPr>
-          <w:rFonts w:ascii="Arial" w:hAnsi="Arial" w:eastAsia="Arial" w:cs="Arial"/>
-          <w:b w:val="0"/>
-          <w:color w:val="000000"/>
-          <w:sz w:val="20"/>
-          <w:u w:val="none"/>
-        </w:rPr>
-        <w:t>3. No buttons are clipped, hidden, or cut off in vertical orientation</w:t>
-      </w:r>
-    </w:p>
-    <w:p>
-      <w:pPr>
-        <w:spacing w:before="0" w:after="40"/>
-        <w:ind w:left="360" w:hanging="240"/>
-      </w:pPr>
-      <w:r>
-        <w:rPr>
-          <w:rFonts w:ascii="Arial" w:hAnsi="Arial" w:eastAsia="Arial" w:cs="Arial"/>
-          <w:b w:val="0"/>
-          <w:color w:val="000000"/>
-          <w:sz w:val="20"/>
-          <w:u w:val="none"/>
-        </w:rPr>
-        <w:t>4. Each alphanumeric key is tappable and registers the expected character in the Table Number field</w:t>
+        <w:t>2. No key is cut off or hidden by the screen layout.</w:t>
       </w:r>
     </w:p>
     <w:p>
@@ -754,7 +513,7 @@
           <w:sz w:val="22"/>
           <w:u w:val="none"/>
         </w:rPr>
-        <w:t>F1.3.Reproduce Missing Buttons on Change Table Alphanumeric Keyboard</w:t>
+        <w:t>1.3 Verify All Alphanumeric Keyboard Buttons Are Displayed for Change Table</w:t>
       </w:r>
     </w:p>
     <w:p>
@@ -785,7 +544,7 @@
           <w:sz w:val="20"/>
           <w:u w:val="none"/>
         </w:rPr>
-        <w:t>1. POS application is installed and running on a supported mobile device (Hi20 Android 13 or iPad/iPhone) in vertical (portrait) orientation</w:t>
+        <w:t>1. A mobile POS device is available and logged in to POS in vertical (portrait) mode.</w:t>
       </w:r>
     </w:p>
     <w:p>
@@ -801,39 +560,7 @@
           <w:sz w:val="20"/>
           <w:u w:val="none"/>
         </w:rPr>
-        <w:t>2. User is able to log in to POS with valid credentials</w:t>
-      </w:r>
-    </w:p>
-    <w:p>
-      <w:pPr>
-        <w:spacing w:before="0" w:after="40"/>
-        <w:ind w:left="360" w:hanging="240"/>
-      </w:pPr>
-      <w:r>
-        <w:rPr>
-          <w:rFonts w:ascii="Arial" w:hAnsi="Arial" w:eastAsia="Arial" w:cs="Arial"/>
-          <w:b w:val="0"/>
-          <w:color w:val="000000"/>
-          <w:sz w:val="20"/>
-          <w:u w:val="none"/>
-        </w:rPr>
-        <w:t>3. At least one open table exists in the system</w:t>
-      </w:r>
-    </w:p>
-    <w:p>
-      <w:pPr>
-        <w:spacing w:before="0" w:after="40"/>
-        <w:ind w:left="360" w:hanging="240"/>
-      </w:pPr>
-      <w:r>
-        <w:rPr>
-          <w:rFonts w:ascii="Arial" w:hAnsi="Arial" w:eastAsia="Arial" w:cs="Arial"/>
-          <w:b w:val="0"/>
-          <w:color w:val="000000"/>
-          <w:sz w:val="20"/>
-          <w:u w:val="none"/>
-        </w:rPr>
-        <w:t>4. The previous (unfixed) POS build is available for reproducing the original defect</w:t>
+        <w:t>2. An open check on a table exists and target tables are available.</w:t>
       </w:r>
     </w:p>
     <w:p>
@@ -864,7 +591,7 @@
           <w:sz w:val="20"/>
           <w:u w:val="none"/>
         </w:rPr>
-        <w:t>1. Launch POS on the mobile device in vertical (portrait) orientation</w:t>
+        <w:t>1. Log in to POS in vertical mode.</w:t>
       </w:r>
     </w:p>
     <w:p>
@@ -880,7 +607,7 @@
           <w:sz w:val="20"/>
           <w:u w:val="none"/>
         </w:rPr>
-        <w:t>2. Log in with a valid user account that has Change Table permission</w:t>
+        <w:t>2. Click the function "Change Table".</w:t>
       </w:r>
     </w:p>
     <w:p>
@@ -896,7 +623,7 @@
           <w:sz w:val="20"/>
           <w:u w:val="none"/>
         </w:rPr>
-        <w:t>3. Tap the "Change Table" function from the POS main screen</w:t>
+        <w:t>3. Click "Alphanumeric Table No." to switch to the alphanumeric keyboard.</w:t>
       </w:r>
     </w:p>
     <w:p>
@@ -912,23 +639,7 @@
           <w:sz w:val="20"/>
           <w:u w:val="none"/>
         </w:rPr>
-        <w:t>4. On the Table Number input screen, tap "Alphanumeric Table No." to switch to the alphanumeric keyboard</w:t>
-      </w:r>
-    </w:p>
-    <w:p>
-      <w:pPr>
-        <w:spacing w:before="0" w:after="40"/>
-        <w:ind w:left="360" w:hanging="240"/>
-      </w:pPr>
-      <w:r>
-        <w:rPr>
-          <w:rFonts w:ascii="Arial" w:hAnsi="Arial" w:eastAsia="Arial" w:cs="Arial"/>
-          <w:b w:val="0"/>
-          <w:color w:val="000000"/>
-          <w:sz w:val="20"/>
-          <w:u w:val="none"/>
-        </w:rPr>
-        <w:t>5. Observe the layout and visibility of the alphanumeric keyboard buttons</w:t>
+        <w:t>4. Check all buttons shown on the keyboard.</w:t>
       </w:r>
     </w:p>
     <w:p>
@@ -959,55 +670,7 @@
           <w:sz w:val="20"/>
           <w:u w:val="none"/>
         </w:rPr>
-        <w:t>1. After switching to the alphanumeric keyboard, only half of the keys are visible</w:t>
-      </w:r>
-    </w:p>
-    <w:p>
-      <w:pPr>
-        <w:spacing w:before="0" w:after="40"/>
-        <w:ind w:left="360" w:hanging="240"/>
-      </w:pPr>
-      <w:r>
-        <w:rPr>
-          <w:rFonts w:ascii="Arial" w:hAnsi="Arial" w:eastAsia="Arial" w:cs="Arial"/>
-          <w:b w:val="0"/>
-          <w:color w:val="000000"/>
-          <w:sz w:val="20"/>
-          <w:u w:val="none"/>
-        </w:rPr>
-        <w:t>2. The remaining half of the alphanumeric buttons are missing/cut off in the vertical mobile view</w:t>
-      </w:r>
-    </w:p>
-    <w:p>
-      <w:pPr>
-        <w:spacing w:before="0" w:after="40"/>
-        <w:ind w:left="360" w:hanging="240"/>
-      </w:pPr>
-      <w:r>
-        <w:rPr>
-          <w:rFonts w:ascii="Arial" w:hAnsi="Arial" w:eastAsia="Arial" w:cs="Arial"/>
-          <w:b w:val="0"/>
-          <w:color w:val="000000"/>
-          <w:sz w:val="20"/>
-          <w:u w:val="none"/>
-        </w:rPr>
-        <w:t>3. The user is unable to access or tap the missing alphanumeric characters for table number entry</w:t>
-      </w:r>
-    </w:p>
-    <w:p>
-      <w:pPr>
-        <w:spacing w:before="0" w:after="40"/>
-        <w:ind w:left="360" w:hanging="240"/>
-      </w:pPr>
-      <w:r>
-        <w:rPr>
-          <w:rFonts w:ascii="Arial" w:hAnsi="Arial" w:eastAsia="Arial" w:cs="Arial"/>
-          <w:b w:val="0"/>
-          <w:color w:val="000000"/>
-          <w:sz w:val="20"/>
-          <w:u w:val="none"/>
-        </w:rPr>
-        <w:t>4. The defect is reproducible on the previous (unfixed) build</w:t>
+        <w:t>1. Before the fix, half of the buttons of the alphanumeric keyboard were missing on the Change Table table number input screen in vertical mode.</w:t>
       </w:r>
     </w:p>
     <w:p>
@@ -1038,7 +701,7 @@
           <w:sz w:val="20"/>
           <w:u w:val="none"/>
         </w:rPr>
-        <w:t>1. After applying the fix, switch to the alphanumeric keyboard in vertical mobile view</w:t>
+        <w:t>1. After the fix, the complete alphanumeric keyboard with all buttons is displayed for Change Table in vertical mobile view.</w:t>
       </w:r>
     </w:p>
     <w:p>
@@ -1054,39 +717,7 @@
           <w:sz w:val="20"/>
           <w:u w:val="none"/>
         </w:rPr>
-        <w:t>2. All alphanumeric keyboard buttons are fully visible and properly laid out within the screen</w:t>
-      </w:r>
-    </w:p>
-    <w:p>
-      <w:pPr>
-        <w:spacing w:before="0" w:after="40"/>
-        <w:ind w:left="360" w:hanging="240"/>
-      </w:pPr>
-      <w:r>
-        <w:rPr>
-          <w:rFonts w:ascii="Arial" w:hAnsi="Arial" w:eastAsia="Arial" w:cs="Arial"/>
-          <w:b w:val="0"/>
-          <w:color w:val="000000"/>
-          <w:sz w:val="20"/>
-          <w:u w:val="none"/>
-        </w:rPr>
-        <w:t>3. No buttons are clipped, hidden, or cut off in vertical orientation</w:t>
-      </w:r>
-    </w:p>
-    <w:p>
-      <w:pPr>
-        <w:spacing w:before="0" w:after="40"/>
-        <w:ind w:left="360" w:hanging="240"/>
-      </w:pPr>
-      <w:r>
-        <w:rPr>
-          <w:rFonts w:ascii="Arial" w:hAnsi="Arial" w:eastAsia="Arial" w:cs="Arial"/>
-          <w:b w:val="0"/>
-          <w:color w:val="000000"/>
-          <w:sz w:val="20"/>
-          <w:u w:val="none"/>
-        </w:rPr>
-        <w:t>4. Each alphanumeric key is tappable and registers the expected character in the Table Number field</w:t>
+        <w:t>2. No key is cut off or hidden by the screen layout.</w:t>
       </w:r>
     </w:p>
     <w:p>
@@ -1101,7 +732,7 @@
           <w:sz w:val="22"/>
           <w:u w:val="none"/>
         </w:rPr>
-        <w:t>F1.4.Reproduce Missing Buttons on Merge Table Alphanumeric Keyboard</w:t>
+        <w:t>1.4 Verify All Alphanumeric Keyboard Buttons Are Displayed for Merge Table</w:t>
       </w:r>
     </w:p>
     <w:p>
@@ -1132,7 +763,7 @@
           <w:sz w:val="20"/>
           <w:u w:val="none"/>
         </w:rPr>
-        <w:t>1. POS application is installed and running on a supported mobile device (Hi20 Android 13 or iPad/iPhone) in vertical (portrait) orientation</w:t>
+        <w:t>1. A mobile POS device is available and logged in to POS in vertical (portrait) mode.</w:t>
       </w:r>
     </w:p>
     <w:p>
@@ -1148,39 +779,7 @@
           <w:sz w:val="20"/>
           <w:u w:val="none"/>
         </w:rPr>
-        <w:t>2. User is able to log in to POS with valid credentials</w:t>
-      </w:r>
-    </w:p>
-    <w:p>
-      <w:pPr>
-        <w:spacing w:before="0" w:after="40"/>
-        <w:ind w:left="360" w:hanging="240"/>
-      </w:pPr>
-      <w:r>
-        <w:rPr>
-          <w:rFonts w:ascii="Arial" w:hAnsi="Arial" w:eastAsia="Arial" w:cs="Arial"/>
-          <w:b w:val="0"/>
-          <w:color w:val="000000"/>
-          <w:sz w:val="20"/>
-          <w:u w:val="none"/>
-        </w:rPr>
-        <w:t>3. At least two open tables exist in the system to support a Merge Table operation</w:t>
-      </w:r>
-    </w:p>
-    <w:p>
-      <w:pPr>
-        <w:spacing w:before="0" w:after="40"/>
-        <w:ind w:left="360" w:hanging="240"/>
-      </w:pPr>
-      <w:r>
-        <w:rPr>
-          <w:rFonts w:ascii="Arial" w:hAnsi="Arial" w:eastAsia="Arial" w:cs="Arial"/>
-          <w:b w:val="0"/>
-          <w:color w:val="000000"/>
-          <w:sz w:val="20"/>
-          <w:u w:val="none"/>
-        </w:rPr>
-        <w:t>4. The previous (unfixed) POS build is available for reproducing the original defect</w:t>
+        <w:t>2. At least two open checks on separate tables exist.</w:t>
       </w:r>
     </w:p>
     <w:p>
@@ -1211,7 +810,7 @@
           <w:sz w:val="20"/>
           <w:u w:val="none"/>
         </w:rPr>
-        <w:t>1. Launch POS on the mobile device in vertical (portrait) orientation</w:t>
+        <w:t>1. Log in to POS in vertical mode.</w:t>
       </w:r>
     </w:p>
     <w:p>
@@ -1227,7 +826,7 @@
           <w:sz w:val="20"/>
           <w:u w:val="none"/>
         </w:rPr>
-        <w:t>2. Log in with a valid user account that has Merge Table permission</w:t>
+        <w:t>2. Click the function "Merge Table".</w:t>
       </w:r>
     </w:p>
     <w:p>
@@ -1243,7 +842,7 @@
           <w:sz w:val="20"/>
           <w:u w:val="none"/>
         </w:rPr>
-        <w:t>3. Tap the "Merge Table" function from the POS main screen</w:t>
+        <w:t>3. Click "Alphanumeric Table No." to switch to the alphanumeric keyboard.</w:t>
       </w:r>
     </w:p>
     <w:p>
@@ -1259,23 +858,7 @@
           <w:sz w:val="20"/>
           <w:u w:val="none"/>
         </w:rPr>
-        <w:t>4. On the Table Number input screen, tap "Alphanumeric Table No." to switch to the alphanumeric keyboard</w:t>
-      </w:r>
-    </w:p>
-    <w:p>
-      <w:pPr>
-        <w:spacing w:before="0" w:after="40"/>
-        <w:ind w:left="360" w:hanging="240"/>
-      </w:pPr>
-      <w:r>
-        <w:rPr>
-          <w:rFonts w:ascii="Arial" w:hAnsi="Arial" w:eastAsia="Arial" w:cs="Arial"/>
-          <w:b w:val="0"/>
-          <w:color w:val="000000"/>
-          <w:sz w:val="20"/>
-          <w:u w:val="none"/>
-        </w:rPr>
-        <w:t>5. Observe the layout and visibility of the alphanumeric keyboard buttons</w:t>
+        <w:t>4. Check all buttons shown on the keyboard.</w:t>
       </w:r>
     </w:p>
     <w:p>
@@ -1306,55 +889,7 @@
           <w:sz w:val="20"/>
           <w:u w:val="none"/>
         </w:rPr>
-        <w:t>1. After switching to the alphanumeric keyboard, only half of the keys are visible</w:t>
-      </w:r>
-    </w:p>
-    <w:p>
-      <w:pPr>
-        <w:spacing w:before="0" w:after="40"/>
-        <w:ind w:left="360" w:hanging="240"/>
-      </w:pPr>
-      <w:r>
-        <w:rPr>
-          <w:rFonts w:ascii="Arial" w:hAnsi="Arial" w:eastAsia="Arial" w:cs="Arial"/>
-          <w:b w:val="0"/>
-          <w:color w:val="000000"/>
-          <w:sz w:val="20"/>
-          <w:u w:val="none"/>
-        </w:rPr>
-        <w:t>2. The remaining half of the alphanumeric buttons are missing/cut off in the vertical mobile view</w:t>
-      </w:r>
-    </w:p>
-    <w:p>
-      <w:pPr>
-        <w:spacing w:before="0" w:after="40"/>
-        <w:ind w:left="360" w:hanging="240"/>
-      </w:pPr>
-      <w:r>
-        <w:rPr>
-          <w:rFonts w:ascii="Arial" w:hAnsi="Arial" w:eastAsia="Arial" w:cs="Arial"/>
-          <w:b w:val="0"/>
-          <w:color w:val="000000"/>
-          <w:sz w:val="20"/>
-          <w:u w:val="none"/>
-        </w:rPr>
-        <w:t>3. The user is unable to access or tap the missing alphanumeric characters for table number entry</w:t>
-      </w:r>
-    </w:p>
-    <w:p>
-      <w:pPr>
-        <w:spacing w:before="0" w:after="40"/>
-        <w:ind w:left="360" w:hanging="240"/>
-      </w:pPr>
-      <w:r>
-        <w:rPr>
-          <w:rFonts w:ascii="Arial" w:hAnsi="Arial" w:eastAsia="Arial" w:cs="Arial"/>
-          <w:b w:val="0"/>
-          <w:color w:val="000000"/>
-          <w:sz w:val="20"/>
-          <w:u w:val="none"/>
-        </w:rPr>
-        <w:t>4. The defect is reproducible on the previous (unfixed) build</w:t>
+        <w:t>1. Before the fix, half of the buttons of the alphanumeric keyboard were missing on the Merge Table table number input screen in vertical mode.</w:t>
       </w:r>
     </w:p>
     <w:p>
@@ -1385,7 +920,7 @@
           <w:sz w:val="20"/>
           <w:u w:val="none"/>
         </w:rPr>
-        <w:t>1. After applying the fix, switch to the alphanumeric keyboard in vertical mobile view</w:t>
+        <w:t>1. After the fix, the complete alphanumeric keyboard with all buttons is displayed for Merge Table in vertical mobile view.</w:t>
       </w:r>
     </w:p>
     <w:p>
@@ -1401,39 +936,7 @@
           <w:sz w:val="20"/>
           <w:u w:val="none"/>
         </w:rPr>
-        <w:t>2. All alphanumeric keyboard buttons are fully visible and properly laid out within the screen</w:t>
-      </w:r>
-    </w:p>
-    <w:p>
-      <w:pPr>
-        <w:spacing w:before="0" w:after="40"/>
-        <w:ind w:left="360" w:hanging="240"/>
-      </w:pPr>
-      <w:r>
-        <w:rPr>
-          <w:rFonts w:ascii="Arial" w:hAnsi="Arial" w:eastAsia="Arial" w:cs="Arial"/>
-          <w:b w:val="0"/>
-          <w:color w:val="000000"/>
-          <w:sz w:val="20"/>
-          <w:u w:val="none"/>
-        </w:rPr>
-        <w:t>3. No buttons are clipped, hidden, or cut off in vertical orientation</w:t>
-      </w:r>
-    </w:p>
-    <w:p>
-      <w:pPr>
-        <w:spacing w:before="0" w:after="40"/>
-        <w:ind w:left="360" w:hanging="240"/>
-      </w:pPr>
-      <w:r>
-        <w:rPr>
-          <w:rFonts w:ascii="Arial" w:hAnsi="Arial" w:eastAsia="Arial" w:cs="Arial"/>
-          <w:b w:val="0"/>
-          <w:color w:val="000000"/>
-          <w:sz w:val="20"/>
-          <w:u w:val="none"/>
-        </w:rPr>
-        <w:t>4. Each alphanumeric key is tappable and registers the expected character in the Table Number field</w:t>
+        <w:t>2. No key is cut off or hidden by the screen layout.</w:t>
       </w:r>
     </w:p>
     <w:p>
@@ -1448,7 +951,7 @@
           <w:sz w:val="22"/>
           <w:u w:val="none"/>
         </w:rPr>
-        <w:t>F1.5.Reproduce Missing Buttons on Merge Multiple Table Alphanumeric Keyboard</w:t>
+        <w:t>1.5 Verify All Alphanumeric Keyboard Buttons Are Displayed for Merge Multiple Table</w:t>
       </w:r>
     </w:p>
     <w:p>
@@ -1479,7 +982,7 @@
           <w:sz w:val="20"/>
           <w:u w:val="none"/>
         </w:rPr>
-        <w:t>1. POS application is installed and running on a supported mobile device (Hi20 Android 13 or iPad/iPhone) in vertical (portrait) orientation</w:t>
+        <w:t>1. A mobile POS device is available and logged in to POS in vertical (portrait) mode.</w:t>
       </w:r>
     </w:p>
     <w:p>
@@ -1495,39 +998,7 @@
           <w:sz w:val="20"/>
           <w:u w:val="none"/>
         </w:rPr>
-        <w:t>2. User is able to log in to POS with valid credentials</w:t>
-      </w:r>
-    </w:p>
-    <w:p>
-      <w:pPr>
-        <w:spacing w:before="0" w:after="40"/>
-        <w:ind w:left="360" w:hanging="240"/>
-      </w:pPr>
-      <w:r>
-        <w:rPr>
-          <w:rFonts w:ascii="Arial" w:hAnsi="Arial" w:eastAsia="Arial" w:cs="Arial"/>
-          <w:b w:val="0"/>
-          <w:color w:val="000000"/>
-          <w:sz w:val="20"/>
-          <w:u w:val="none"/>
-        </w:rPr>
-        <w:t>3. At least three open tables exist in the system to support a Merge Multiple Table operation</w:t>
-      </w:r>
-    </w:p>
-    <w:p>
-      <w:pPr>
-        <w:spacing w:before="0" w:after="40"/>
-        <w:ind w:left="360" w:hanging="240"/>
-      </w:pPr>
-      <w:r>
-        <w:rPr>
-          <w:rFonts w:ascii="Arial" w:hAnsi="Arial" w:eastAsia="Arial" w:cs="Arial"/>
-          <w:b w:val="0"/>
-          <w:color w:val="000000"/>
-          <w:sz w:val="20"/>
-          <w:u w:val="none"/>
-        </w:rPr>
-        <w:t>4. The previous (unfixed) POS build is available for reproducing the original defect</w:t>
+        <w:t>2. Open checks on multiple tables exist.</w:t>
       </w:r>
     </w:p>
     <w:p>
@@ -1558,7 +1029,7 @@
           <w:sz w:val="20"/>
           <w:u w:val="none"/>
         </w:rPr>
-        <w:t>1. Launch POS on the mobile device in vertical (portrait) orientation</w:t>
+        <w:t>1. Log in to POS in vertical mode.</w:t>
       </w:r>
     </w:p>
     <w:p>
@@ -1574,7 +1045,7 @@
           <w:sz w:val="20"/>
           <w:u w:val="none"/>
         </w:rPr>
-        <w:t>2. Log in with a valid user account that has Merge Multiple Table permission</w:t>
+        <w:t>2. Click the function "Merge Multiple Table".</w:t>
       </w:r>
     </w:p>
     <w:p>
@@ -1590,7 +1061,7 @@
           <w:sz w:val="20"/>
           <w:u w:val="none"/>
         </w:rPr>
-        <w:t>3. Tap the "Merge Multiple Table" function from the POS main screen</w:t>
+        <w:t>3. Click "Alphanumeric Table No." to switch to the alphanumeric keyboard.</w:t>
       </w:r>
     </w:p>
     <w:p>
@@ -1606,23 +1077,7 @@
           <w:sz w:val="20"/>
           <w:u w:val="none"/>
         </w:rPr>
-        <w:t>4. On the Table Number input screen, tap "Alphanumeric Table No." to switch to the alphanumeric keyboard</w:t>
-      </w:r>
-    </w:p>
-    <w:p>
-      <w:pPr>
-        <w:spacing w:before="0" w:after="40"/>
-        <w:ind w:left="360" w:hanging="240"/>
-      </w:pPr>
-      <w:r>
-        <w:rPr>
-          <w:rFonts w:ascii="Arial" w:hAnsi="Arial" w:eastAsia="Arial" w:cs="Arial"/>
-          <w:b w:val="0"/>
-          <w:color w:val="000000"/>
-          <w:sz w:val="20"/>
-          <w:u w:val="none"/>
-        </w:rPr>
-        <w:t>5. Observe the layout and visibility of the alphanumeric keyboard buttons</w:t>
+        <w:t>4. Check all buttons shown on the keyboard.</w:t>
       </w:r>
     </w:p>
     <w:p>
@@ -1653,55 +1108,7 @@
           <w:sz w:val="20"/>
           <w:u w:val="none"/>
         </w:rPr>
-        <w:t>1. After switching to the alphanumeric keyboard, only half of the keys are visible</w:t>
-      </w:r>
-    </w:p>
-    <w:p>
-      <w:pPr>
-        <w:spacing w:before="0" w:after="40"/>
-        <w:ind w:left="360" w:hanging="240"/>
-      </w:pPr>
-      <w:r>
-        <w:rPr>
-          <w:rFonts w:ascii="Arial" w:hAnsi="Arial" w:eastAsia="Arial" w:cs="Arial"/>
-          <w:b w:val="0"/>
-          <w:color w:val="000000"/>
-          <w:sz w:val="20"/>
-          <w:u w:val="none"/>
-        </w:rPr>
-        <w:t>2. The remaining half of the alphanumeric buttons are missing/cut off in the vertical mobile view</w:t>
-      </w:r>
-    </w:p>
-    <w:p>
-      <w:pPr>
-        <w:spacing w:before="0" w:after="40"/>
-        <w:ind w:left="360" w:hanging="240"/>
-      </w:pPr>
-      <w:r>
-        <w:rPr>
-          <w:rFonts w:ascii="Arial" w:hAnsi="Arial" w:eastAsia="Arial" w:cs="Arial"/>
-          <w:b w:val="0"/>
-          <w:color w:val="000000"/>
-          <w:sz w:val="20"/>
-          <w:u w:val="none"/>
-        </w:rPr>
-        <w:t>3. The user is unable to access or tap the missing alphanumeric characters for table number entry</w:t>
-      </w:r>
-    </w:p>
-    <w:p>
-      <w:pPr>
-        <w:spacing w:before="0" w:after="40"/>
-        <w:ind w:left="360" w:hanging="240"/>
-      </w:pPr>
-      <w:r>
-        <w:rPr>
-          <w:rFonts w:ascii="Arial" w:hAnsi="Arial" w:eastAsia="Arial" w:cs="Arial"/>
-          <w:b w:val="0"/>
-          <w:color w:val="000000"/>
-          <w:sz w:val="20"/>
-          <w:u w:val="none"/>
-        </w:rPr>
-        <w:t>4. The defect is reproducible on the previous (unfixed) build</w:t>
+        <w:t>1. Before the fix, half of the buttons of the alphanumeric keyboard were missing on the Merge Multiple Table table number input screen in vertical mode.</w:t>
       </w:r>
     </w:p>
     <w:p>
@@ -1732,7 +1139,7 @@
           <w:sz w:val="20"/>
           <w:u w:val="none"/>
         </w:rPr>
-        <w:t>1. After applying the fix, switch to the alphanumeric keyboard in vertical mobile view</w:t>
+        <w:t>1. After the fix, the complete alphanumeric keyboard with all buttons is displayed for Merge Multiple Table in vertical mobile view.</w:t>
       </w:r>
     </w:p>
     <w:p>
@@ -1748,39 +1155,7 @@
           <w:sz w:val="20"/>
           <w:u w:val="none"/>
         </w:rPr>
-        <w:t>2. All alphanumeric keyboard buttons are fully visible and properly laid out within the screen</w:t>
-      </w:r>
-    </w:p>
-    <w:p>
-      <w:pPr>
-        <w:spacing w:before="0" w:after="40"/>
-        <w:ind w:left="360" w:hanging="240"/>
-      </w:pPr>
-      <w:r>
-        <w:rPr>
-          <w:rFonts w:ascii="Arial" w:hAnsi="Arial" w:eastAsia="Arial" w:cs="Arial"/>
-          <w:b w:val="0"/>
-          <w:color w:val="000000"/>
-          <w:sz w:val="20"/>
-          <w:u w:val="none"/>
-        </w:rPr>
-        <w:t>3. No buttons are clipped, hidden, or cut off in vertical orientation</w:t>
-      </w:r>
-    </w:p>
-    <w:p>
-      <w:pPr>
-        <w:spacing w:before="0" w:after="40"/>
-        <w:ind w:left="360" w:hanging="240"/>
-      </w:pPr>
-      <w:r>
-        <w:rPr>
-          <w:rFonts w:ascii="Arial" w:hAnsi="Arial" w:eastAsia="Arial" w:cs="Arial"/>
-          <w:b w:val="0"/>
-          <w:color w:val="000000"/>
-          <w:sz w:val="20"/>
-          <w:u w:val="none"/>
-        </w:rPr>
-        <w:t>4. Each alphanumeric key is tappable and registers the expected character in the Table Number field</w:t>
+        <w:t>2. No key is cut off or hidden by the screen layout.</w:t>
       </w:r>
     </w:p>
     <w:p>
@@ -1795,7 +1170,7 @@
           <w:sz w:val="24"/>
           <w:u w:val="none"/>
         </w:rPr>
-        <w:t>F2.Alphanumeric Keyboard Layout Consistency Across Target Functions</w:t>
+        <w:t>2. Alphanumeric Table Number Input Behavior</w:t>
       </w:r>
     </w:p>
     <w:p>
@@ -1810,7 +1185,7 @@
           <w:sz w:val="22"/>
           <w:u w:val="none"/>
         </w:rPr>
-        <w:t>F2.1.Verify Consistent Button Rendering Across All Affected Functions</w:t>
+        <w:t>2.1 Verify an Alphanumeric Table Number Can Be Entered and Submitted After Switching the Keyboard</w:t>
       </w:r>
     </w:p>
     <w:p>
@@ -1841,7 +1216,7 @@
           <w:sz w:val="20"/>
           <w:u w:val="none"/>
         </w:rPr>
-        <w:t>1. POS application with the fix applied is installed and running on a supported mobile device (Hi20 Android 13, iPad, iPhone 15) in vertical (portrait) orientation</w:t>
+        <w:t>1. A mobile POS device is logged in in vertical mode.</w:t>
       </w:r>
     </w:p>
     <w:p>
@@ -1857,23 +1232,7 @@
           <w:sz w:val="20"/>
           <w:u w:val="none"/>
         </w:rPr>
-        <w:t>2. User is able to log in to POS with valid credentials covering Void Check, Unlock Table, Change Table, Merge Table and Merge Multiple Table permissions</w:t>
-      </w:r>
-    </w:p>
-    <w:p>
-      <w:pPr>
-        <w:spacing w:before="0" w:after="40"/>
-        <w:ind w:left="360" w:hanging="240"/>
-      </w:pPr>
-      <w:r>
-        <w:rPr>
-          <w:rFonts w:ascii="Arial" w:hAnsi="Arial" w:eastAsia="Arial" w:cs="Arial"/>
-          <w:b w:val="0"/>
-          <w:color w:val="000000"/>
-          <w:sz w:val="20"/>
-          <w:u w:val="none"/>
-        </w:rPr>
-        <w:t>3. At least three open tables and one locked table exist in the system to support all target functions</w:t>
+        <w:t>2. A table using an alphanumeric table number (containing both letters and digits) exists with an open check.</w:t>
       </w:r>
     </w:p>
     <w:p>
@@ -1904,7 +1263,7 @@
           <w:sz w:val="20"/>
           <w:u w:val="none"/>
         </w:rPr>
-        <w:t>1. Launch POS on the mobile device in vertical (portrait) orientation</w:t>
+        <w:t>1. Open one of the affected functions (for example Void Check) in vertical mode.</w:t>
       </w:r>
     </w:p>
     <w:p>
@@ -1920,7 +1279,7 @@
           <w:sz w:val="20"/>
           <w:u w:val="none"/>
         </w:rPr>
-        <w:t>2. Log in with the test user account</w:t>
+        <w:t>2. Click "Alphanumeric Table No." to switch to the alphanumeric keyboard.</w:t>
       </w:r>
     </w:p>
     <w:p>
@@ -1936,7 +1295,7 @@
           <w:sz w:val="20"/>
           <w:u w:val="none"/>
         </w:rPr>
-        <w:t>3. Open the Void Check function, switch to "Alphanumeric Table No." keyboard and observe the button layout</w:t>
+        <w:t>3. Tap the letter and number keys to input the full alphanumeric table number.</w:t>
       </w:r>
     </w:p>
     <w:p>
@@ -1952,7 +1311,22 @@
           <w:sz w:val="20"/>
           <w:u w:val="none"/>
         </w:rPr>
-        <w:t>4. Close and return to the main screen, then open the Unlock Table function, switch to the alphanumeric keyboard and observe the layout</w:t>
+        <w:t>4. Confirm the input and proceed with the function.</w:t>
+      </w:r>
+    </w:p>
+    <w:p>
+      <w:pPr>
+        <w:spacing w:before="0" w:after="80"/>
+      </w:pPr>
+      <w:r>
+        <w:rPr>
+          <w:rFonts w:ascii="Arial" w:hAnsi="Arial" w:eastAsia="Arial" w:cs="Arial"/>
+          <w:b/>
+          <w:color w:val="000000"/>
+          <w:sz w:val="20"/>
+          <w:u w:val="none"/>
+        </w:rPr>
+        <w:t>Reproduction Result(s):</w:t>
       </w:r>
     </w:p>
     <w:p>
@@ -1968,23 +1342,7 @@
           <w:sz w:val="20"/>
           <w:u w:val="none"/>
         </w:rPr>
-        <w:t>5. Repeat the same observation for Change Table, Merge Table and Merge Multiple Table functions</w:t>
-      </w:r>
-    </w:p>
-    <w:p>
-      <w:pPr>
-        <w:spacing w:before="0" w:after="40"/>
-        <w:ind w:left="360" w:hanging="240"/>
-      </w:pPr>
-      <w:r>
-        <w:rPr>
-          <w:rFonts w:ascii="Arial" w:hAnsi="Arial" w:eastAsia="Arial" w:cs="Arial"/>
-          <w:b w:val="0"/>
-          <w:color w:val="000000"/>
-          <w:sz w:val="20"/>
-          <w:u w:val="none"/>
-        </w:rPr>
-        <w:t>6. Compare the alphanumeric keyboard layouts rendered across all five target functions</w:t>
+        <w:t>1. Before the fix, part of the keyboard was missing, so the required letters or numbers could not be tapped and the alphanumeric table number could not be entered completely.</w:t>
       </w:r>
     </w:p>
     <w:p>
@@ -2015,7 +1373,7 @@
           <w:sz w:val="20"/>
           <w:u w:val="none"/>
         </w:rPr>
-        <w:t>1. The alphanumeric keyboard layout is identical and consistent across Void Check, Unlock Table, Change Table, Merge Table and Merge Multiple Table functions</w:t>
+        <w:t>1. After the fix, every letter and number key is tappable and the complete alphanumeric table number is entered correctly.</w:t>
       </w:r>
     </w:p>
     <w:p>
@@ -2031,23 +1389,7 @@
           <w:sz w:val="20"/>
           <w:u w:val="none"/>
         </w:rPr>
-        <w:t>2. All alphanumeric buttons are completely visible and correctly aligned in vertical (portrait) orientation for every target function</w:t>
-      </w:r>
-    </w:p>
-    <w:p>
-      <w:pPr>
-        <w:spacing w:before="0" w:after="40"/>
-        <w:ind w:left="360" w:hanging="240"/>
-      </w:pPr>
-      <w:r>
-        <w:rPr>
-          <w:rFonts w:ascii="Arial" w:hAnsi="Arial" w:eastAsia="Arial" w:cs="Arial"/>
-          <w:b w:val="0"/>
-          <w:color w:val="000000"/>
-          <w:sz w:val="20"/>
-          <w:u w:val="none"/>
-        </w:rPr>
-        <w:t>3. No function shows clipped, missing, or partially hidden keys after the fix</w:t>
+        <w:t>2. The entered value is shown correctly in the input field and the function proceeds against the target alphanumeric table.</w:t>
       </w:r>
     </w:p>
     <w:p>
@@ -2062,7 +1404,7 @@
           <w:sz w:val="24"/>
           <w:u w:val="none"/>
         </w:rPr>
-        <w:t>F3.Alphanumeric Keyboard Input Functional Verification After Fix</w:t>
+        <w:t>3. Keyboard Layout Regression</w:t>
       </w:r>
     </w:p>
     <w:p>
@@ -2077,7 +1419,7 @@
           <w:sz w:val="22"/>
           <w:u w:val="none"/>
         </w:rPr>
-        <w:t>F3.1.Verify Alphanumeric Table Number Entry Submits Successfully</w:t>
+        <w:t>3.1 Verify the Default Numeric Keyboard and Other Views Are Not Affected</w:t>
       </w:r>
     </w:p>
     <w:p>
@@ -2108,7 +1450,7 @@
           <w:sz w:val="20"/>
           <w:u w:val="none"/>
         </w:rPr>
-        <w:t>1. POS application with the fix applied is installed and running on a supported mobile device (Hi20 Android 13, iPad, iPhone 15) in vertical (portrait) orientation</w:t>
+        <w:t>1. A mobile POS device is available with access to the affected table functions in both vertical and horizontal view.</w:t>
       </w:r>
     </w:p>
     <w:p>
@@ -2124,23 +1466,7 @@
           <w:sz w:val="20"/>
           <w:u w:val="none"/>
         </w:rPr>
-        <w:t>2. User is able to log in to POS with valid credentials</w:t>
-      </w:r>
-    </w:p>
-    <w:p>
-      <w:pPr>
-        <w:spacing w:before="0" w:after="40"/>
-        <w:ind w:left="360" w:hanging="240"/>
-      </w:pPr>
-      <w:r>
-        <w:rPr>
-          <w:rFonts w:ascii="Arial" w:hAnsi="Arial" w:eastAsia="Arial" w:cs="Arial"/>
-          <w:b w:val="0"/>
-          <w:color w:val="000000"/>
-          <w:sz w:val="20"/>
-          <w:u w:val="none"/>
-        </w:rPr>
-        <w:t>3. At least one open table and one locked table exist in the system</w:t>
+        <w:t>2. The Workstation POS view is also available.</w:t>
       </w:r>
     </w:p>
     <w:p>
@@ -2171,7 +1497,7 @@
           <w:sz w:val="20"/>
           <w:u w:val="none"/>
         </w:rPr>
-        <w:t>1. Launch POS on the mobile device in vertical (portrait) orientation</w:t>
+        <w:t>1. In vertical mobile view, open one affected function and verify the default numeric table number keyboard still displays all numeric keys.</w:t>
       </w:r>
     </w:p>
     <w:p>
@@ -2187,7 +1513,7 @@
           <w:sz w:val="20"/>
           <w:u w:val="none"/>
         </w:rPr>
-        <w:t>2. Log in with the test user account</w:t>
+        <w:t>2. Switch the mobile device to horizontal (landscape) view, open the same function and switch to the alphanumeric keyboard.</w:t>
       </w:r>
     </w:p>
     <w:p>
@@ -2203,7 +1529,22 @@
           <w:sz w:val="20"/>
           <w:u w:val="none"/>
         </w:rPr>
-        <w:t>3. Open Void Check function, switch to "Alphanumeric Table No." keyboard</w:t>
+        <w:t>3. Open the same function on the Workstation and switch to the alphanumeric keyboard.</w:t>
+      </w:r>
+    </w:p>
+    <w:p>
+      <w:pPr>
+        <w:spacing w:before="0" w:after="80"/>
+      </w:pPr>
+      <w:r>
+        <w:rPr>
+          <w:rFonts w:ascii="Arial" w:hAnsi="Arial" w:eastAsia="Arial" w:cs="Arial"/>
+          <w:b/>
+          <w:color w:val="000000"/>
+          <w:sz w:val="20"/>
+          <w:u w:val="none"/>
+        </w:rPr>
+        <w:t>Reproduction Result(s):</w:t>
       </w:r>
     </w:p>
     <w:p>
@@ -2219,39 +1560,7 @@
           <w:sz w:val="20"/>
           <w:u w:val="none"/>
         </w:rPr>
-        <w:t>4. Tap alphanumeric keys to enter a valid alphanumeric table number</w:t>
-      </w:r>
-    </w:p>
-    <w:p>
-      <w:pPr>
-        <w:spacing w:before="0" w:after="40"/>
-        <w:ind w:left="360" w:hanging="240"/>
-      </w:pPr>
-      <w:r>
-        <w:rPr>
-          <w:rFonts w:ascii="Arial" w:hAnsi="Arial" w:eastAsia="Arial" w:cs="Arial"/>
-          <w:b w:val="0"/>
-          <w:color w:val="000000"/>
-          <w:sz w:val="20"/>
-          <w:u w:val="none"/>
-        </w:rPr>
-        <w:t>5. Confirm the input and observe the system response</w:t>
-      </w:r>
-    </w:p>
-    <w:p>
-      <w:pPr>
-        <w:spacing w:before="0" w:after="40"/>
-        <w:ind w:left="360" w:hanging="240"/>
-      </w:pPr>
-      <w:r>
-        <w:rPr>
-          <w:rFonts w:ascii="Arial" w:hAnsi="Arial" w:eastAsia="Arial" w:cs="Arial"/>
-          <w:b w:val="0"/>
-          <w:color w:val="000000"/>
-          <w:sz w:val="20"/>
-          <w:u w:val="none"/>
-        </w:rPr>
-        <w:t>6. Repeat the alphanumeric entry and submission flow for Unlock Table, Change Table, Merge Table and Merge Multiple Table</w:t>
+        <w:t>1. Before the fix, the issue only existed in vertical mobile view; the numeric keyboard, horizontal view and Workstation displayed normally.</w:t>
       </w:r>
     </w:p>
     <w:p>
@@ -2282,7 +1591,7 @@
           <w:sz w:val="20"/>
           <w:u w:val="none"/>
         </w:rPr>
-        <w:t>1. Each tapped alphanumeric key registers the corresponding character in the Table Number input field</w:t>
+        <w:t>1. After the fix, the default numeric keyboard in vertical mobile view still displays all numeric keys correctly.</w:t>
       </w:r>
     </w:p>
     <w:p>
@@ -2298,7 +1607,7 @@
           <w:sz w:val="20"/>
           <w:u w:val="none"/>
         </w:rPr>
-        <w:t>2. The entered alphanumeric table number is correctly accepted by the system for each target function</w:t>
+        <w:t>2. The alphanumeric keyboard displays all buttons correctly in horizontal mobile view and on Workstation.</w:t>
       </w:r>
     </w:p>
     <w:p>
@@ -2314,23 +1623,22 @@
           <w:sz w:val="20"/>
           <w:u w:val="none"/>
         </w:rPr>
-        <w:t>3. The system navigates to the expected next step (e.g. check details, table selection confirmation) for each function</w:t>
+        <w:t>3. The fix does not change keyboard behavior in any unaffected view.</w:t>
       </w:r>
     </w:p>
     <w:p>
       <w:pPr>
-        <w:spacing w:before="0" w:after="40"/>
-        <w:ind w:left="360" w:hanging="240"/>
+        <w:spacing w:before="200" w:after="120"/>
       </w:pPr>
       <w:r>
         <w:rPr>
           <w:rFonts w:ascii="Arial" w:hAnsi="Arial" w:eastAsia="Arial" w:cs="Arial"/>
-          <w:b w:val="0"/>
+          <w:b/>
           <w:color w:val="000000"/>
-          <w:sz w:val="20"/>
-          <w:u w:val="none"/>
+          <w:sz w:val="26"/>
+          <w:u w:val="single"/>
         </w:rPr>
-        <w:t>4. No input errors, layout distortion or unresponsive buttons are observed after the fix</w:t>
+        <w:t>Appendix</w:t>
       </w:r>
     </w:p>
     <w:p>
@@ -2345,290 +1653,7 @@
           <w:sz w:val="24"/>
           <w:u w:val="none"/>
         </w:rPr>
-        <w:t>F4.Regression Scope for Surrounding Mobile Keyboard Behaviors</w:t>
-      </w:r>
-    </w:p>
-    <w:p>
-      <w:pPr>
-        <w:spacing w:before="120" w:after="60"/>
-      </w:pPr>
-      <w:r>
-        <w:rPr>
-          <w:rFonts w:ascii="Arial" w:hAnsi="Arial" w:eastAsia="Arial" w:cs="Arial"/>
-          <w:b/>
-          <w:color w:val="001EFF"/>
-          <w:sz w:val="22"/>
-          <w:u w:val="none"/>
-        </w:rPr>
-        <w:t>F4.1.Verify Numeric Keyboard and Other Mobile Keyboard Layouts Remain Functional</w:t>
-      </w:r>
-    </w:p>
-    <w:p>
-      <w:pPr>
-        <w:spacing w:before="0" w:after="80"/>
-      </w:pPr>
-      <w:r>
-        <w:rPr>
-          <w:rFonts w:ascii="Arial" w:hAnsi="Arial" w:eastAsia="Arial" w:cs="Arial"/>
-          <w:b/>
-          <w:color w:val="000000"/>
-          <w:sz w:val="20"/>
-          <w:u w:val="none"/>
-        </w:rPr>
-        <w:t>Prerequisite(s):</w:t>
-      </w:r>
-    </w:p>
-    <w:p>
-      <w:pPr>
-        <w:spacing w:before="0" w:after="40"/>
-        <w:ind w:left="360" w:hanging="240"/>
-      </w:pPr>
-      <w:r>
-        <w:rPr>
-          <w:rFonts w:ascii="Arial" w:hAnsi="Arial" w:eastAsia="Arial" w:cs="Arial"/>
-          <w:b w:val="0"/>
-          <w:color w:val="000000"/>
-          <w:sz w:val="20"/>
-          <w:u w:val="none"/>
-        </w:rPr>
-        <w:t>1. POS application with the fix applied is installed and running on a supported mobile device (Hi20 Android 13, iPad, iPhone 15) in vertical (portrait) orientation</w:t>
-      </w:r>
-    </w:p>
-    <w:p>
-      <w:pPr>
-        <w:spacing w:before="0" w:after="40"/>
-        <w:ind w:left="360" w:hanging="240"/>
-      </w:pPr>
-      <w:r>
-        <w:rPr>
-          <w:rFonts w:ascii="Arial" w:hAnsi="Arial" w:eastAsia="Arial" w:cs="Arial"/>
-          <w:b w:val="0"/>
-          <w:color w:val="000000"/>
-          <w:sz w:val="20"/>
-          <w:u w:val="none"/>
-        </w:rPr>
-        <w:t>2. User is able to log in to POS with valid credentials</w:t>
-      </w:r>
-    </w:p>
-    <w:p>
-      <w:pPr>
-        <w:spacing w:before="0" w:after="40"/>
-        <w:ind w:left="360" w:hanging="240"/>
-      </w:pPr>
-      <w:r>
-        <w:rPr>
-          <w:rFonts w:ascii="Arial" w:hAnsi="Arial" w:eastAsia="Arial" w:cs="Arial"/>
-          <w:b w:val="0"/>
-          <w:color w:val="000000"/>
-          <w:sz w:val="20"/>
-          <w:u w:val="none"/>
-        </w:rPr>
-        <w:t>3. At least one open table and one locked table exist in the system</w:t>
-      </w:r>
-    </w:p>
-    <w:p>
-      <w:pPr>
-        <w:spacing w:before="0" w:after="80"/>
-      </w:pPr>
-      <w:r>
-        <w:rPr>
-          <w:rFonts w:ascii="Arial" w:hAnsi="Arial" w:eastAsia="Arial" w:cs="Arial"/>
-          <w:b/>
-          <w:color w:val="000000"/>
-          <w:sz w:val="20"/>
-          <w:u w:val="none"/>
-        </w:rPr>
-        <w:t>Step(s):</w:t>
-      </w:r>
-    </w:p>
-    <w:p>
-      <w:pPr>
-        <w:spacing w:before="0" w:after="40"/>
-        <w:ind w:left="360" w:hanging="240"/>
-      </w:pPr>
-      <w:r>
-        <w:rPr>
-          <w:rFonts w:ascii="Arial" w:hAnsi="Arial" w:eastAsia="Arial" w:cs="Arial"/>
-          <w:b w:val="0"/>
-          <w:color w:val="000000"/>
-          <w:sz w:val="20"/>
-          <w:u w:val="none"/>
-        </w:rPr>
-        <w:t>1. Launch POS on the mobile device in vertical (portrait) orientation</w:t>
-      </w:r>
-    </w:p>
-    <w:p>
-      <w:pPr>
-        <w:spacing w:before="0" w:after="40"/>
-        <w:ind w:left="360" w:hanging="240"/>
-      </w:pPr>
-      <w:r>
-        <w:rPr>
-          <w:rFonts w:ascii="Arial" w:hAnsi="Arial" w:eastAsia="Arial" w:cs="Arial"/>
-          <w:b w:val="0"/>
-          <w:color w:val="000000"/>
-          <w:sz w:val="20"/>
-          <w:u w:val="none"/>
-        </w:rPr>
-        <w:t>2. Log in with the test user account</w:t>
-      </w:r>
-    </w:p>
-    <w:p>
-      <w:pPr>
-        <w:spacing w:before="0" w:after="40"/>
-        <w:ind w:left="360" w:hanging="240"/>
-      </w:pPr>
-      <w:r>
-        <w:rPr>
-          <w:rFonts w:ascii="Arial" w:hAnsi="Arial" w:eastAsia="Arial" w:cs="Arial"/>
-          <w:b w:val="0"/>
-          <w:color w:val="000000"/>
-          <w:sz w:val="20"/>
-          <w:u w:val="none"/>
-        </w:rPr>
-        <w:t>3. Open Void Check function and verify the default numeric Table Number keyboard is fully visible and functional</w:t>
-      </w:r>
-    </w:p>
-    <w:p>
-      <w:pPr>
-        <w:spacing w:before="0" w:after="40"/>
-        <w:ind w:left="360" w:hanging="240"/>
-      </w:pPr>
-      <w:r>
-        <w:rPr>
-          <w:rFonts w:ascii="Arial" w:hAnsi="Arial" w:eastAsia="Arial" w:cs="Arial"/>
-          <w:b w:val="0"/>
-          <w:color w:val="000000"/>
-          <w:sz w:val="20"/>
-          <w:u w:val="none"/>
-        </w:rPr>
-        <w:t>4. Switch to the alphanumeric keyboard and confirm it is also fully visible and functional</w:t>
-      </w:r>
-    </w:p>
-    <w:p>
-      <w:pPr>
-        <w:spacing w:before="0" w:after="40"/>
-        <w:ind w:left="360" w:hanging="240"/>
-      </w:pPr>
-      <w:r>
-        <w:rPr>
-          <w:rFonts w:ascii="Arial" w:hAnsi="Arial" w:eastAsia="Arial" w:cs="Arial"/>
-          <w:b w:val="0"/>
-          <w:color w:val="000000"/>
-          <w:sz w:val="20"/>
-          <w:u w:val="none"/>
-        </w:rPr>
-        <w:t>5. Repeat the verification for Unlock Table, Change Table, Merge Table and Merge Multiple Table</w:t>
-      </w:r>
-    </w:p>
-    <w:p>
-      <w:pPr>
-        <w:spacing w:before="0" w:after="40"/>
-        <w:ind w:left="360" w:hanging="240"/>
-      </w:pPr>
-      <w:r>
-        <w:rPr>
-          <w:rFonts w:ascii="Arial" w:hAnsi="Arial" w:eastAsia="Arial" w:cs="Arial"/>
-          <w:b w:val="0"/>
-          <w:color w:val="000000"/>
-          <w:sz w:val="20"/>
-          <w:u w:val="none"/>
-        </w:rPr>
-        <w:t>6. Confirm there is no negative impact on other on-screen keyboards (e.g. quantity, discount, search) used elsewhere in POS in vertical mobile view</w:t>
-      </w:r>
-    </w:p>
-    <w:p>
-      <w:pPr>
-        <w:spacing w:before="0" w:after="80"/>
-      </w:pPr>
-      <w:r>
-        <w:rPr>
-          <w:rFonts w:ascii="Arial" w:hAnsi="Arial" w:eastAsia="Arial" w:cs="Arial"/>
-          <w:b/>
-          <w:color w:val="000000"/>
-          <w:sz w:val="20"/>
-          <w:u w:val="none"/>
-        </w:rPr>
-        <w:t>Fix Result(s):</w:t>
-      </w:r>
-    </w:p>
-    <w:p>
-      <w:pPr>
-        <w:spacing w:before="0" w:after="40"/>
-        <w:ind w:left="360" w:hanging="240"/>
-      </w:pPr>
-      <w:r>
-        <w:rPr>
-          <w:rFonts w:ascii="Arial" w:hAnsi="Arial" w:eastAsia="Arial" w:cs="Arial"/>
-          <w:b w:val="0"/>
-          <w:color w:val="000000"/>
-          <w:sz w:val="20"/>
-          <w:u w:val="none"/>
-        </w:rPr>
-        <w:t>1. The default numeric Table Number keyboard continues to render and function correctly in vertical mobile view</w:t>
-      </w:r>
-    </w:p>
-    <w:p>
-      <w:pPr>
-        <w:spacing w:before="0" w:after="40"/>
-        <w:ind w:left="360" w:hanging="240"/>
-      </w:pPr>
-      <w:r>
-        <w:rPr>
-          <w:rFonts w:ascii="Arial" w:hAnsi="Arial" w:eastAsia="Arial" w:cs="Arial"/>
-          <w:b w:val="0"/>
-          <w:color w:val="000000"/>
-          <w:sz w:val="20"/>
-          <w:u w:val="none"/>
-        </w:rPr>
-        <w:t>2. The alphanumeric keyboard now also renders and functions correctly after the fix</w:t>
-      </w:r>
-    </w:p>
-    <w:p>
-      <w:pPr>
-        <w:spacing w:before="0" w:after="40"/>
-        <w:ind w:left="360" w:hanging="240"/>
-      </w:pPr>
-      <w:r>
-        <w:rPr>
-          <w:rFonts w:ascii="Arial" w:hAnsi="Arial" w:eastAsia="Arial" w:cs="Arial"/>
-          <w:b w:val="0"/>
-          <w:color w:val="000000"/>
-          <w:sz w:val="20"/>
-          <w:u w:val="none"/>
-        </w:rPr>
-        <w:t>3. Other on-screen keyboards (quantity, discount, search, etc.) are unaffected by the fix and remain fully visible and operational</w:t>
-      </w:r>
-    </w:p>
-    <w:p>
-      <w:pPr>
-        <w:spacing w:before="0" w:after="40"/>
-        <w:ind w:left="360" w:hanging="240"/>
-      </w:pPr>
-      <w:r>
-        <w:rPr>
-          <w:rFonts w:ascii="Arial" w:hAnsi="Arial" w:eastAsia="Arial" w:cs="Arial"/>
-          <w:b w:val="0"/>
-          <w:color w:val="000000"/>
-          <w:sz w:val="20"/>
-          <w:u w:val="none"/>
-        </w:rPr>
-        <w:t>4. No new layout regressions are introduced in vertical (portrait) orientation</w:t>
-      </w:r>
-    </w:p>
-    <w:p>
-      <w:pPr>
-        <w:spacing w:before="200" w:after="120"/>
-      </w:pPr>
-      <w:r>
-        <w:rPr>
-          <w:rFonts w:ascii="Arial" w:hAnsi="Arial" w:eastAsia="Arial" w:cs="Arial"/>
-          <w:b/>
-          <w:color w:val="000000"/>
-          <w:sz w:val="26"/>
-          <w:u w:val="single"/>
-        </w:rPr>
-        <w:t>Test Environment Information</w:t>
+        <w:t>Requirement Source</w:t>
       </w:r>
     </w:p>
     <w:p>
@@ -2654,7 +1679,7 @@
           <w:sz w:val="20"/>
           <w:u w:val="none"/>
         </w:rPr>
-        <w:t>Test Environment</w:t>
+        <w:t>Issue Key</w:t>
       </w:r>
       <w:r>
         <w:rPr>
@@ -2664,7 +1689,7 @@
           <w:sz w:val="20"/>
           <w:u w:val="none"/>
         </w:rPr>
-        <w:t>: Local test environment</w:t>
+        <w:t>: HERO-68832</w:t>
       </w:r>
     </w:p>
     <w:p>
@@ -2690,7 +1715,7 @@
           <w:sz w:val="20"/>
           <w:u w:val="none"/>
         </w:rPr>
-        <w:t>Test Devices</w:t>
+        <w:t>Issue Type</w:t>
       </w:r>
       <w:r>
         <w:rPr>
@@ -2700,7 +1725,7 @@
           <w:sz w:val="20"/>
           <w:u w:val="none"/>
         </w:rPr>
-        <w:t>: Workstation (Windows 11 Enterprise), Hi20 (Android 13), iPad (OS 27), iPhone 15 (OS 27)</w:t>
+        <w:t>: Bug</w:t>
       </w:r>
     </w:p>
     <w:p>
@@ -2726,7 +1751,7 @@
           <w:sz w:val="20"/>
           <w:u w:val="none"/>
         </w:rPr>
-        <w:t>Test Orientation</w:t>
+        <w:t>Summary</w:t>
       </w:r>
       <w:r>
         <w:rPr>
@@ -2736,7 +1761,7 @@
           <w:sz w:val="20"/>
           <w:u w:val="none"/>
         </w:rPr>
-        <w:t>: Vertical (Portrait) mobile view</w:t>
+        <w:t>: Buttons of the alphanumeric keyboard for inputting table number screen are missing in mobile view</w:t>
       </w:r>
     </w:p>
     <w:p>
@@ -2798,7 +1823,7 @@
           <w:sz w:val="20"/>
           <w:u w:val="none"/>
         </w:rPr>
-        <w:t>Issue Type</w:t>
+        <w:t>Sprint</w:t>
       </w:r>
       <w:r>
         <w:rPr>
@@ -2808,7 +1833,7 @@
           <w:sz w:val="20"/>
           <w:u w:val="none"/>
         </w:rPr>
-        <w:t>: Bug</w:t>
+        <w:t>: POS - 20260921-20261002</w:t>
       </w:r>
     </w:p>
     <w:p>
@@ -2834,7 +1859,7 @@
           <w:sz w:val="20"/>
           <w:u w:val="none"/>
         </w:rPr>
-        <w:t>QC Tester</w:t>
+        <w:t>Affected Functions</w:t>
       </w:r>
       <w:r>
         <w:rPr>
@@ -2844,7 +1869,7 @@
           <w:sz w:val="20"/>
           <w:u w:val="none"/>
         </w:rPr>
-        <w:t>: Orianna Wen (orianna.wen@shijigroup.com)</w:t>
+        <w:t>: Void Check, Unlock Table, Change Table, Merge Table, Merge Multiple Table</w:t>
       </w:r>
     </w:p>
     <w:p>
@@ -2870,7 +1895,7 @@
           <w:sz w:val="20"/>
           <w:u w:val="none"/>
         </w:rPr>
-        <w:t>QC Reviewer</w:t>
+        <w:t>Affected View</w:t>
       </w:r>
       <w:r>
         <w:rPr>
@@ -2880,22 +1905,7 @@
           <w:sz w:val="20"/>
           <w:u w:val="none"/>
         </w:rPr>
-        <w:t>: Kiet Zou (kiet.zou@shijigroup.com)</w:t>
-      </w:r>
-    </w:p>
-    <w:p>
-      <w:pPr>
-        <w:spacing w:before="200" w:after="120"/>
-      </w:pPr>
-      <w:r>
-        <w:rPr>
-          <w:rFonts w:ascii="Arial" w:hAnsi="Arial" w:eastAsia="Arial" w:cs="Arial"/>
-          <w:b/>
-          <w:color w:val="000000"/>
-          <w:sz w:val="26"/>
-          <w:u w:val="single"/>
-        </w:rPr>
-        <w:t>Appendix</w:t>
+        <w:t>: Mobile vertical (portrait) view only</w:t>
       </w:r>
     </w:p>
     <w:p>
@@ -2910,12 +1920,13 @@
           <w:sz w:val="24"/>
           <w:u w:val="none"/>
         </w:rPr>
-        <w:t>Acceptance Criteria (from JIRA HERO-68832)</w:t>
+        <w:t>Regression Test Scope</w:t>
       </w:r>
     </w:p>
     <w:p>
       <w:pPr>
-        <w:spacing w:before="0" w:after="80"/>
+        <w:spacing w:before="0" w:after="40"/>
+        <w:ind w:left="360" w:hanging="240"/>
       </w:pPr>
       <w:r>
         <w:rPr>
@@ -2925,7 +1936,7 @@
           <w:sz w:val="20"/>
           <w:u w:val="none"/>
         </w:rPr>
-        <w:t>In vertical mode, half of the buttons of the alphanumeric keyboard are missing when entering the table number for the functions below:</w:t>
+        <w:t>• Table number input screens of Void Check, Unlock Table, Change Table, Merge Table and Merge Multiple Table.</w:t>
       </w:r>
     </w:p>
     <w:p>
@@ -2941,7 +1952,7 @@
           <w:sz w:val="20"/>
           <w:u w:val="none"/>
         </w:rPr>
-        <w:t>• Void Check</w:t>
+        <w:t>• Switching between the default numeric keyboard and "Alphanumeric Table No." keyboard.</w:t>
       </w:r>
     </w:p>
     <w:p>
@@ -2957,7 +1968,7 @@
           <w:sz w:val="20"/>
           <w:u w:val="none"/>
         </w:rPr>
-        <w:t>• Unlock Table</w:t>
+        <w:t>• Entry and submission of numeric and alphanumeric table numbers in the affected functions.</w:t>
       </w:r>
     </w:p>
     <w:p>
@@ -2973,7 +1984,7 @@
           <w:sz w:val="20"/>
           <w:u w:val="none"/>
         </w:rPr>
-        <w:t>• Change Table</w:t>
+        <w:t>• Keyboard layout in vertical and horizontal mobile view and on Workstation.</w:t>
       </w:r>
     </w:p>
     <w:p>
@@ -2989,211 +2000,7 @@
           <w:sz w:val="20"/>
           <w:u w:val="none"/>
         </w:rPr>
-        <w:t>• Merge Table</w:t>
-      </w:r>
-    </w:p>
-    <w:p>
-      <w:pPr>
-        <w:spacing w:before="0" w:after="40"/>
-        <w:ind w:left="360" w:hanging="240"/>
-      </w:pPr>
-      <w:r>
-        <w:rPr>
-          <w:rFonts w:ascii="Arial" w:hAnsi="Arial" w:eastAsia="Arial" w:cs="Arial"/>
-          <w:b w:val="0"/>
-          <w:color w:val="000000"/>
-          <w:sz w:val="20"/>
-          <w:u w:val="none"/>
-        </w:rPr>
-        <w:t>• Merge Multiple Table</w:t>
-      </w:r>
-    </w:p>
-    <w:p>
-      <w:pPr>
-        <w:spacing w:before="0" w:after="80"/>
-      </w:pPr>
-      <w:r>
-        <w:rPr>
-          <w:rFonts w:ascii="Arial" w:hAnsi="Arial" w:eastAsia="Arial" w:cs="Arial"/>
-          <w:b w:val="0"/>
-          <w:color w:val="000000"/>
-          <w:sz w:val="20"/>
-          <w:u w:val="none"/>
-        </w:rPr>
-        <w:t>Steps to Reproduce:</w:t>
-      </w:r>
-    </w:p>
-    <w:p>
-      <w:pPr>
-        <w:spacing w:before="0" w:after="40"/>
-        <w:ind w:left="360" w:hanging="240"/>
-      </w:pPr>
-      <w:r>
-        <w:rPr>
-          <w:rFonts w:ascii="Arial" w:hAnsi="Arial" w:eastAsia="Arial" w:cs="Arial"/>
-          <w:b w:val="0"/>
-          <w:color w:val="000000"/>
-          <w:sz w:val="20"/>
-          <w:u w:val="none"/>
-        </w:rPr>
-        <w:t>• Log into POS in vertical mode</w:t>
-      </w:r>
-    </w:p>
-    <w:p>
-      <w:pPr>
-        <w:spacing w:before="0" w:after="40"/>
-        <w:ind w:left="360" w:hanging="240"/>
-      </w:pPr>
-      <w:r>
-        <w:rPr>
-          <w:rFonts w:ascii="Arial" w:hAnsi="Arial" w:eastAsia="Arial" w:cs="Arial"/>
-          <w:b w:val="0"/>
-          <w:color w:val="000000"/>
-          <w:sz w:val="20"/>
-          <w:u w:val="none"/>
-        </w:rPr>
-        <w:t>• Click the target function</w:t>
-      </w:r>
-    </w:p>
-    <w:p>
-      <w:pPr>
-        <w:spacing w:before="0" w:after="40"/>
-        <w:ind w:left="360" w:hanging="240"/>
-      </w:pPr>
-      <w:r>
-        <w:rPr>
-          <w:rFonts w:ascii="Arial" w:hAnsi="Arial" w:eastAsia="Arial" w:cs="Arial"/>
-          <w:b w:val="0"/>
-          <w:color w:val="000000"/>
-          <w:sz w:val="20"/>
-          <w:u w:val="none"/>
-        </w:rPr>
-        <w:t>• Click "Alphanumeric Table No." to switch to the alphanumeric keyboard</w:t>
-      </w:r>
-    </w:p>
-    <w:p>
-      <w:pPr>
-        <w:spacing w:before="0" w:after="80"/>
-      </w:pPr>
-      <w:r>
-        <w:rPr>
-          <w:rFonts w:ascii="Arial" w:hAnsi="Arial" w:eastAsia="Arial" w:cs="Arial"/>
-          <w:b w:val="0"/>
-          <w:color w:val="000000"/>
-          <w:sz w:val="20"/>
-          <w:u w:val="none"/>
-        </w:rPr>
-        <w:t>Actual Result: Half of the keys are missing for Void Check, Unlock Table, Change Table, Merge Table, Merge Multiple Table.</w:t>
-      </w:r>
-    </w:p>
-    <w:p>
-      <w:pPr>
-        <w:spacing w:before="0" w:after="80"/>
-      </w:pPr>
-      <w:r>
-        <w:rPr>
-          <w:rFonts w:ascii="Arial" w:hAnsi="Arial" w:eastAsia="Arial" w:cs="Arial"/>
-          <w:b w:val="0"/>
-          <w:color w:val="000000"/>
-          <w:sz w:val="20"/>
-          <w:u w:val="none"/>
-        </w:rPr>
-        <w:t>Expected Result: All keys should be displayed correctly.</w:t>
-      </w:r>
-    </w:p>
-    <w:p>
-      <w:pPr>
-        <w:spacing w:before="0" w:after="80"/>
-      </w:pPr>
-      <w:r>
-        <w:rPr>
-          <w:rFonts w:ascii="Arial" w:hAnsi="Arial" w:eastAsia="Arial" w:cs="Arial"/>
-          <w:b w:val="0"/>
-          <w:color w:val="000000"/>
-          <w:sz w:val="20"/>
-          <w:u w:val="none"/>
-        </w:rPr>
-        <w:t>Release Notes:</w:t>
-      </w:r>
-    </w:p>
-    <w:p>
-      <w:pPr>
-        <w:spacing w:before="0" w:after="40"/>
-        <w:ind w:left="360" w:hanging="240"/>
-      </w:pPr>
-      <w:r>
-        <w:rPr>
-          <w:rFonts w:ascii="Arial" w:hAnsi="Arial" w:eastAsia="Arial" w:cs="Arial"/>
-          <w:b w:val="0"/>
-          <w:color w:val="000000"/>
-          <w:sz w:val="20"/>
-          <w:u w:val="none"/>
-        </w:rPr>
-        <w:t>• Bug Fixing: [Jira-68832] Buttons of the alphanumeric keyboard for inputting table number screen are missing in mobile view (Steven)</w:t>
-      </w:r>
-    </w:p>
-    <w:p>
-      <w:pPr>
-        <w:spacing w:before="0" w:after="40"/>
-        <w:ind w:left="360" w:hanging="240"/>
-      </w:pPr>
-      <w:r>
-        <w:rPr>
-          <w:rFonts w:ascii="Arial" w:hAnsi="Arial" w:eastAsia="Arial" w:cs="Arial"/>
-          <w:b w:val="0"/>
-          <w:color w:val="000000"/>
-          <w:sz w:val="20"/>
-          <w:u w:val="none"/>
-        </w:rPr>
-        <w:t>• It is only available in vertical mobile view</w:t>
-      </w:r>
-    </w:p>
-    <w:p>
-      <w:pPr>
-        <w:spacing w:before="0" w:after="40"/>
-        <w:ind w:left="360" w:hanging="240"/>
-      </w:pPr>
-      <w:r>
-        <w:rPr>
-          <w:rFonts w:ascii="Arial" w:hAnsi="Arial" w:eastAsia="Arial" w:cs="Arial"/>
-          <w:b w:val="0"/>
-          <w:color w:val="000000"/>
-          <w:sz w:val="20"/>
-          <w:u w:val="none"/>
-        </w:rPr>
-        <w:t>• The alphanumeric keyboard should show all buttons</w:t>
-      </w:r>
-    </w:p>
-    <w:p>
-      <w:pPr>
-        <w:spacing w:before="0" w:after="40"/>
-        <w:ind w:left="360" w:hanging="240"/>
-      </w:pPr>
-      <w:r>
-        <w:rPr>
-          <w:rFonts w:ascii="Arial" w:hAnsi="Arial" w:eastAsia="Arial" w:cs="Arial"/>
-          <w:b w:val="0"/>
-          <w:color w:val="000000"/>
-          <w:sz w:val="20"/>
-          <w:u w:val="none"/>
-        </w:rPr>
-        <w:t>• It is fixed in current version</w:t>
-      </w:r>
-    </w:p>
-    <w:p>
-      <w:pPr>
-        <w:spacing w:before="0" w:after="40"/>
-        <w:ind w:left="360" w:hanging="240"/>
-      </w:pPr>
-      <w:r>
-        <w:rPr>
-          <w:rFonts w:ascii="Arial" w:hAnsi="Arial" w:eastAsia="Arial" w:cs="Arial"/>
-          <w:b w:val="0"/>
-          <w:color w:val="000000"/>
-          <w:sz w:val="20"/>
-          <w:u w:val="none"/>
-        </w:rPr>
-        <w:t>• Setup: None</w:t>
+        <w:t>• Other POS functions that reuse the same alphanumeric table number keyboard component.</w:t>
       </w:r>
     </w:p>
     <w:sectPr>

--- a/Sprint20260921-20261002/HERO-68832_20261008_112534.docx
+++ b/Sprint20260921-20261002/HERO-68832_20261008_112534.docx
@@ -1626,383 +1626,6 @@
         <w:t>3. The fix does not change keyboard behavior in any unaffected view.</w:t>
       </w:r>
     </w:p>
-    <w:p>
-      <w:pPr>
-        <w:spacing w:before="200" w:after="120"/>
-      </w:pPr>
-      <w:r>
-        <w:rPr>
-          <w:rFonts w:ascii="Arial" w:hAnsi="Arial" w:eastAsia="Arial" w:cs="Arial"/>
-          <w:b/>
-          <w:color w:val="000000"/>
-          <w:sz w:val="26"/>
-          <w:u w:val="single"/>
-        </w:rPr>
-        <w:t>Appendix</w:t>
-      </w:r>
-    </w:p>
-    <w:p>
-      <w:pPr>
-        <w:spacing w:before="160" w:after="80"/>
-      </w:pPr>
-      <w:r>
-        <w:rPr>
-          <w:rFonts w:ascii="Arial" w:hAnsi="Arial" w:eastAsia="Arial" w:cs="Arial"/>
-          <w:b/>
-          <w:color w:val="001EFF"/>
-          <w:sz w:val="24"/>
-          <w:u w:val="none"/>
-        </w:rPr>
-        <w:t>Requirement Source</w:t>
-      </w:r>
-    </w:p>
-    <w:p>
-      <w:pPr>
-        <w:spacing w:before="0" w:after="40"/>
-        <w:ind w:left="360" w:hanging="240"/>
-      </w:pPr>
-      <w:r>
-        <w:rPr>
-          <w:rFonts w:ascii="Arial" w:hAnsi="Arial" w:eastAsia="Arial" w:cs="Arial"/>
-          <w:b w:val="0"/>
-          <w:color w:val="000000"/>
-          <w:sz w:val="20"/>
-          <w:u w:val="none"/>
-        </w:rPr>
-        <w:t xml:space="preserve">• </w:t>
-      </w:r>
-      <w:r>
-        <w:rPr>
-          <w:rFonts w:ascii="Arial" w:hAnsi="Arial" w:eastAsia="Arial" w:cs="Arial"/>
-          <w:b/>
-          <w:color w:val="000000"/>
-          <w:sz w:val="20"/>
-          <w:u w:val="none"/>
-        </w:rPr>
-        <w:t>Issue Key</w:t>
-      </w:r>
-      <w:r>
-        <w:rPr>
-          <w:rFonts w:ascii="Arial" w:hAnsi="Arial" w:eastAsia="Arial" w:cs="Arial"/>
-          <w:b w:val="0"/>
-          <w:color w:val="000000"/>
-          <w:sz w:val="20"/>
-          <w:u w:val="none"/>
-        </w:rPr>
-        <w:t>: HERO-68832</w:t>
-      </w:r>
-    </w:p>
-    <w:p>
-      <w:pPr>
-        <w:spacing w:before="0" w:after="40"/>
-        <w:ind w:left="360" w:hanging="240"/>
-      </w:pPr>
-      <w:r>
-        <w:rPr>
-          <w:rFonts w:ascii="Arial" w:hAnsi="Arial" w:eastAsia="Arial" w:cs="Arial"/>
-          <w:b w:val="0"/>
-          <w:color w:val="000000"/>
-          <w:sz w:val="20"/>
-          <w:u w:val="none"/>
-        </w:rPr>
-        <w:t xml:space="preserve">• </w:t>
-      </w:r>
-      <w:r>
-        <w:rPr>
-          <w:rFonts w:ascii="Arial" w:hAnsi="Arial" w:eastAsia="Arial" w:cs="Arial"/>
-          <w:b/>
-          <w:color w:val="000000"/>
-          <w:sz w:val="20"/>
-          <w:u w:val="none"/>
-        </w:rPr>
-        <w:t>Issue Type</w:t>
-      </w:r>
-      <w:r>
-        <w:rPr>
-          <w:rFonts w:ascii="Arial" w:hAnsi="Arial" w:eastAsia="Arial" w:cs="Arial"/>
-          <w:b w:val="0"/>
-          <w:color w:val="000000"/>
-          <w:sz w:val="20"/>
-          <w:u w:val="none"/>
-        </w:rPr>
-        <w:t>: Bug</w:t>
-      </w:r>
-    </w:p>
-    <w:p>
-      <w:pPr>
-        <w:spacing w:before="0" w:after="40"/>
-        <w:ind w:left="360" w:hanging="240"/>
-      </w:pPr>
-      <w:r>
-        <w:rPr>
-          <w:rFonts w:ascii="Arial" w:hAnsi="Arial" w:eastAsia="Arial" w:cs="Arial"/>
-          <w:b w:val="0"/>
-          <w:color w:val="000000"/>
-          <w:sz w:val="20"/>
-          <w:u w:val="none"/>
-        </w:rPr>
-        <w:t xml:space="preserve">• </w:t>
-      </w:r>
-      <w:r>
-        <w:rPr>
-          <w:rFonts w:ascii="Arial" w:hAnsi="Arial" w:eastAsia="Arial" w:cs="Arial"/>
-          <w:b/>
-          <w:color w:val="000000"/>
-          <w:sz w:val="20"/>
-          <w:u w:val="none"/>
-        </w:rPr>
-        <w:t>Summary</w:t>
-      </w:r>
-      <w:r>
-        <w:rPr>
-          <w:rFonts w:ascii="Arial" w:hAnsi="Arial" w:eastAsia="Arial" w:cs="Arial"/>
-          <w:b w:val="0"/>
-          <w:color w:val="000000"/>
-          <w:sz w:val="20"/>
-          <w:u w:val="none"/>
-        </w:rPr>
-        <w:t>: Buttons of the alphanumeric keyboard for inputting table number screen are missing in mobile view</w:t>
-      </w:r>
-    </w:p>
-    <w:p>
-      <w:pPr>
-        <w:spacing w:before="0" w:after="40"/>
-        <w:ind w:left="360" w:hanging="240"/>
-      </w:pPr>
-      <w:r>
-        <w:rPr>
-          <w:rFonts w:ascii="Arial" w:hAnsi="Arial" w:eastAsia="Arial" w:cs="Arial"/>
-          <w:b w:val="0"/>
-          <w:color w:val="000000"/>
-          <w:sz w:val="20"/>
-          <w:u w:val="none"/>
-        </w:rPr>
-        <w:t xml:space="preserve">• </w:t>
-      </w:r>
-      <w:r>
-        <w:rPr>
-          <w:rFonts w:ascii="Arial" w:hAnsi="Arial" w:eastAsia="Arial" w:cs="Arial"/>
-          <w:b/>
-          <w:color w:val="000000"/>
-          <w:sz w:val="20"/>
-          <w:u w:val="none"/>
-        </w:rPr>
-        <w:t>Component</w:t>
-      </w:r>
-      <w:r>
-        <w:rPr>
-          <w:rFonts w:ascii="Arial" w:hAnsi="Arial" w:eastAsia="Arial" w:cs="Arial"/>
-          <w:b w:val="0"/>
-          <w:color w:val="000000"/>
-          <w:sz w:val="20"/>
-          <w:u w:val="none"/>
-        </w:rPr>
-        <w:t>: POS</w:t>
-      </w:r>
-    </w:p>
-    <w:p>
-      <w:pPr>
-        <w:spacing w:before="0" w:after="40"/>
-        <w:ind w:left="360" w:hanging="240"/>
-      </w:pPr>
-      <w:r>
-        <w:rPr>
-          <w:rFonts w:ascii="Arial" w:hAnsi="Arial" w:eastAsia="Arial" w:cs="Arial"/>
-          <w:b w:val="0"/>
-          <w:color w:val="000000"/>
-          <w:sz w:val="20"/>
-          <w:u w:val="none"/>
-        </w:rPr>
-        <w:t xml:space="preserve">• </w:t>
-      </w:r>
-      <w:r>
-        <w:rPr>
-          <w:rFonts w:ascii="Arial" w:hAnsi="Arial" w:eastAsia="Arial" w:cs="Arial"/>
-          <w:b/>
-          <w:color w:val="000000"/>
-          <w:sz w:val="20"/>
-          <w:u w:val="none"/>
-        </w:rPr>
-        <w:t>Sprint</w:t>
-      </w:r>
-      <w:r>
-        <w:rPr>
-          <w:rFonts w:ascii="Arial" w:hAnsi="Arial" w:eastAsia="Arial" w:cs="Arial"/>
-          <w:b w:val="0"/>
-          <w:color w:val="000000"/>
-          <w:sz w:val="20"/>
-          <w:u w:val="none"/>
-        </w:rPr>
-        <w:t>: POS - 20260921-20261002</w:t>
-      </w:r>
-    </w:p>
-    <w:p>
-      <w:pPr>
-        <w:spacing w:before="0" w:after="40"/>
-        <w:ind w:left="360" w:hanging="240"/>
-      </w:pPr>
-      <w:r>
-        <w:rPr>
-          <w:rFonts w:ascii="Arial" w:hAnsi="Arial" w:eastAsia="Arial" w:cs="Arial"/>
-          <w:b w:val="0"/>
-          <w:color w:val="000000"/>
-          <w:sz w:val="20"/>
-          <w:u w:val="none"/>
-        </w:rPr>
-        <w:t xml:space="preserve">• </w:t>
-      </w:r>
-      <w:r>
-        <w:rPr>
-          <w:rFonts w:ascii="Arial" w:hAnsi="Arial" w:eastAsia="Arial" w:cs="Arial"/>
-          <w:b/>
-          <w:color w:val="000000"/>
-          <w:sz w:val="20"/>
-          <w:u w:val="none"/>
-        </w:rPr>
-        <w:t>Affected Functions</w:t>
-      </w:r>
-      <w:r>
-        <w:rPr>
-          <w:rFonts w:ascii="Arial" w:hAnsi="Arial" w:eastAsia="Arial" w:cs="Arial"/>
-          <w:b w:val="0"/>
-          <w:color w:val="000000"/>
-          <w:sz w:val="20"/>
-          <w:u w:val="none"/>
-        </w:rPr>
-        <w:t>: Void Check, Unlock Table, Change Table, Merge Table, Merge Multiple Table</w:t>
-      </w:r>
-    </w:p>
-    <w:p>
-      <w:pPr>
-        <w:spacing w:before="0" w:after="40"/>
-        <w:ind w:left="360" w:hanging="240"/>
-      </w:pPr>
-      <w:r>
-        <w:rPr>
-          <w:rFonts w:ascii="Arial" w:hAnsi="Arial" w:eastAsia="Arial" w:cs="Arial"/>
-          <w:b w:val="0"/>
-          <w:color w:val="000000"/>
-          <w:sz w:val="20"/>
-          <w:u w:val="none"/>
-        </w:rPr>
-        <w:t xml:space="preserve">• </w:t>
-      </w:r>
-      <w:r>
-        <w:rPr>
-          <w:rFonts w:ascii="Arial" w:hAnsi="Arial" w:eastAsia="Arial" w:cs="Arial"/>
-          <w:b/>
-          <w:color w:val="000000"/>
-          <w:sz w:val="20"/>
-          <w:u w:val="none"/>
-        </w:rPr>
-        <w:t>Affected View</w:t>
-      </w:r>
-      <w:r>
-        <w:rPr>
-          <w:rFonts w:ascii="Arial" w:hAnsi="Arial" w:eastAsia="Arial" w:cs="Arial"/>
-          <w:b w:val="0"/>
-          <w:color w:val="000000"/>
-          <w:sz w:val="20"/>
-          <w:u w:val="none"/>
-        </w:rPr>
-        <w:t>: Mobile vertical (portrait) view only</w:t>
-      </w:r>
-    </w:p>
-    <w:p>
-      <w:pPr>
-        <w:spacing w:before="160" w:after="80"/>
-      </w:pPr>
-      <w:r>
-        <w:rPr>
-          <w:rFonts w:ascii="Arial" w:hAnsi="Arial" w:eastAsia="Arial" w:cs="Arial"/>
-          <w:b/>
-          <w:color w:val="001EFF"/>
-          <w:sz w:val="24"/>
-          <w:u w:val="none"/>
-        </w:rPr>
-        <w:t>Regression Test Scope</w:t>
-      </w:r>
-    </w:p>
-    <w:p>
-      <w:pPr>
-        <w:spacing w:before="0" w:after="40"/>
-        <w:ind w:left="360" w:hanging="240"/>
-      </w:pPr>
-      <w:r>
-        <w:rPr>
-          <w:rFonts w:ascii="Arial" w:hAnsi="Arial" w:eastAsia="Arial" w:cs="Arial"/>
-          <w:b w:val="0"/>
-          <w:color w:val="000000"/>
-          <w:sz w:val="20"/>
-          <w:u w:val="none"/>
-        </w:rPr>
-        <w:t>• Table number input screens of Void Check, Unlock Table, Change Table, Merge Table and Merge Multiple Table.</w:t>
-      </w:r>
-    </w:p>
-    <w:p>
-      <w:pPr>
-        <w:spacing w:before="0" w:after="40"/>
-        <w:ind w:left="360" w:hanging="240"/>
-      </w:pPr>
-      <w:r>
-        <w:rPr>
-          <w:rFonts w:ascii="Arial" w:hAnsi="Arial" w:eastAsia="Arial" w:cs="Arial"/>
-          <w:b w:val="0"/>
-          <w:color w:val="000000"/>
-          <w:sz w:val="20"/>
-          <w:u w:val="none"/>
-        </w:rPr>
-        <w:t>• Switching between the default numeric keyboard and "Alphanumeric Table No." keyboard.</w:t>
-      </w:r>
-    </w:p>
-    <w:p>
-      <w:pPr>
-        <w:spacing w:before="0" w:after="40"/>
-        <w:ind w:left="360" w:hanging="240"/>
-      </w:pPr>
-      <w:r>
-        <w:rPr>
-          <w:rFonts w:ascii="Arial" w:hAnsi="Arial" w:eastAsia="Arial" w:cs="Arial"/>
-          <w:b w:val="0"/>
-          <w:color w:val="000000"/>
-          <w:sz w:val="20"/>
-          <w:u w:val="none"/>
-        </w:rPr>
-        <w:t>• Entry and submission of numeric and alphanumeric table numbers in the affected functions.</w:t>
-      </w:r>
-    </w:p>
-    <w:p>
-      <w:pPr>
-        <w:spacing w:before="0" w:after="40"/>
-        <w:ind w:left="360" w:hanging="240"/>
-      </w:pPr>
-      <w:r>
-        <w:rPr>
-          <w:rFonts w:ascii="Arial" w:hAnsi="Arial" w:eastAsia="Arial" w:cs="Arial"/>
-          <w:b w:val="0"/>
-          <w:color w:val="000000"/>
-          <w:sz w:val="20"/>
-          <w:u w:val="none"/>
-        </w:rPr>
-        <w:t>• Keyboard layout in vertical and horizontal mobile view and on Workstation.</w:t>
-      </w:r>
-    </w:p>
-    <w:p>
-      <w:pPr>
-        <w:spacing w:before="0" w:after="40"/>
-        <w:ind w:left="360" w:hanging="240"/>
-      </w:pPr>
-      <w:r>
-        <w:rPr>
-          <w:rFonts w:ascii="Arial" w:hAnsi="Arial" w:eastAsia="Arial" w:cs="Arial"/>
-          <w:b w:val="0"/>
-          <w:color w:val="000000"/>
-          <w:sz w:val="20"/>
-          <w:u w:val="none"/>
-        </w:rPr>
-        <w:t>• Other POS functions that reuse the same alphanumeric table number keyboard component.</w:t>
-      </w:r>
-    </w:p>
     <w:sectPr>
       <w:pgSz w:w="12240" w:h="15840"/>
       <w:pgMar w:top="1440" w:right="1800" w:bottom="1440" w:left="1800" w:header="720" w:footer="720" w:gutter="0"/>
